--- a/gu23/report/template/act23_end.docx
+++ b/gu23/report/template/act23_end.docx
@@ -1,6 +1,6 @@
 
 <file path=word/document.xml><?xml version="1.0" encoding="utf-8"?>
-<w:document xmlns:wpc="http://schemas.microsoft.com/office/word/2010/wordprocessingCanvas" xmlns:cx="http://schemas.microsoft.com/office/drawing/2014/chartex" xmlns:cx1="http://schemas.microsoft.com/office/drawing/2015/9/8/chartex" xmlns:mc="http://schemas.openxmlformats.org/markup-compatibility/2006" xmlns:o="urn:schemas-microsoft-com:office:office" xmlns:r="http://schemas.openxmlformats.org/officeDocument/2006/relationships" xmlns:m="http://schemas.openxmlformats.org/officeDocument/2006/math" xmlns:v="urn:schemas-microsoft-com:vml" xmlns:wp14="http://schemas.microsoft.com/office/word/2010/wordprocessingDrawing" xmlns:wp="http://schemas.openxmlformats.org/drawingml/2006/wordprocessingDrawing" xmlns:w10="urn:schemas-microsoft-com:office:word" xmlns:w="http://schemas.openxmlformats.org/wordprocessingml/2006/main" xmlns:w14="http://schemas.microsoft.com/office/word/2010/wordml" xmlns:w15="http://schemas.microsoft.com/office/word/2012/wordml" xmlns:w16se="http://schemas.microsoft.com/office/word/2015/wordml/symex" xmlns:wpg="http://schemas.microsoft.com/office/word/2010/wordprocessingGroup" xmlns:wpi="http://schemas.microsoft.com/office/word/2010/wordprocessingInk" xmlns:wne="http://schemas.microsoft.com/office/word/2006/wordml" xmlns:wps="http://schemas.microsoft.com/office/word/2010/wordprocessingShape" mc:Ignorable="w14 w15 w16se wp14">
+<w:document xmlns:wpc="http://schemas.microsoft.com/office/word/2010/wordprocessingCanvas" xmlns:cx="http://schemas.microsoft.com/office/drawing/2014/chartex" xmlns:cx1="http://schemas.microsoft.com/office/drawing/2015/9/8/chartex" xmlns:cx2="http://schemas.microsoft.com/office/drawing/2015/10/21/chartex" xmlns:cx3="http://schemas.microsoft.com/office/drawing/2016/5/9/chartex" xmlns:cx4="http://schemas.microsoft.com/office/drawing/2016/5/10/chartex" xmlns:cx5="http://schemas.microsoft.com/office/drawing/2016/5/11/chartex" xmlns:cx6="http://schemas.microsoft.com/office/drawing/2016/5/12/chartex" xmlns:cx7="http://schemas.microsoft.com/office/drawing/2016/5/13/chartex" xmlns:cx8="http://schemas.microsoft.com/office/drawing/2016/5/14/chartex" xmlns:mc="http://schemas.openxmlformats.org/markup-compatibility/2006" xmlns:aink="http://schemas.microsoft.com/office/drawing/2016/ink" xmlns:am3d="http://schemas.microsoft.com/office/drawing/2017/model3d" xmlns:o="urn:schemas-microsoft-com:office:office" xmlns:r="http://schemas.openxmlformats.org/officeDocument/2006/relationships" xmlns:m="http://schemas.openxmlformats.org/officeDocument/2006/math" xmlns:v="urn:schemas-microsoft-com:vml" xmlns:wp14="http://schemas.microsoft.com/office/word/2010/wordprocessingDrawing" xmlns:wp="http://schemas.openxmlformats.org/drawingml/2006/wordprocessingDrawing" xmlns:w10="urn:schemas-microsoft-com:office:word" xmlns:w="http://schemas.openxmlformats.org/wordprocessingml/2006/main" xmlns:w14="http://schemas.microsoft.com/office/word/2010/wordml" xmlns:w15="http://schemas.microsoft.com/office/word/2012/wordml" xmlns:w16cex="http://schemas.microsoft.com/office/word/2018/wordml/cex" xmlns:w16cid="http://schemas.microsoft.com/office/word/2016/wordml/cid" xmlns:w16="http://schemas.microsoft.com/office/word/2018/wordml" xmlns:w16se="http://schemas.microsoft.com/office/word/2015/wordml/symex" xmlns:wpg="http://schemas.microsoft.com/office/word/2010/wordprocessingGroup" xmlns:wpi="http://schemas.microsoft.com/office/word/2010/wordprocessingInk" xmlns:wne="http://schemas.microsoft.com/office/word/2006/wordml" xmlns:wps="http://schemas.microsoft.com/office/word/2010/wordprocessingShape" mc:Ignorable="w14 w15 w16se w16cid w16 w16cex wp14">
   <w:body>
     <w:p>
       <w:pPr>
@@ -63,10 +63,18 @@
         <w:t>{{SIGNER_1</w:t>
       </w:r>
       <w:r>
-        <w:t>_POST}}</w:t>
-      </w:r>
-      <w:r>
-        <w:t xml:space="preserve">     </w:t>
+        <w:t>_POST</w:t>
+      </w:r>
+      <w:proofErr w:type="gramStart"/>
+      <w:r>
+        <w:t>}}</w:t>
+      </w:r>
+      <w:r>
+        <w:t xml:space="preserve">   </w:t>
+      </w:r>
+      <w:proofErr w:type="gramEnd"/>
+      <w:r>
+        <w:t xml:space="preserve">  </w:t>
       </w:r>
       <w:r>
         <w:t>Ф</w:t>
@@ -105,10 +113,18 @@
         <w:t>{{SIGNER_1</w:t>
       </w:r>
       <w:r>
-        <w:t>_POST}}</w:t>
-      </w:r>
-      <w:r>
-        <w:t xml:space="preserve">     </w:t>
+        <w:t>_POST</w:t>
+      </w:r>
+      <w:proofErr w:type="gramStart"/>
+      <w:r>
+        <w:t>}}</w:t>
+      </w:r>
+      <w:r>
+        <w:t xml:space="preserve">   </w:t>
+      </w:r>
+      <w:proofErr w:type="gramEnd"/>
+      <w:r>
+        <w:t xml:space="preserve">  </w:t>
       </w:r>
       <w:r>
         <w:t>Ф</w:t>
@@ -663,7 +679,6 @@
         </w:tc>
       </w:tr>
     </w:tbl>
-    <w:p/>
     <w:p/>
     <w:p/>
     <w:tbl>
@@ -801,9 +816,15 @@
               </w:rPr>
             </w:pPr>
           </w:p>
-          <w:p>
-            <w:pPr>
-              <w:jc w:val="center"/>
+        </w:tc>
+      </w:tr>
+      <w:tr>
+        <w:tc>
+          <w:tcPr>
+            <w:tcW w:w="3447" w:type="dxa"/>
+          </w:tcPr>
+          <w:p>
+            <w:pPr>
               <w:rPr>
                 <w:sz w:val="20"/>
                 <w:szCs w:val="20"/>
@@ -811,6 +832,28 @@
               </w:rPr>
             </w:pPr>
           </w:p>
+        </w:tc>
+        <w:tc>
+          <w:tcPr>
+            <w:tcW w:w="2790" w:type="dxa"/>
+            <w:tcBorders>
+              <w:top w:val="single" w:sz="4" w:space="0" w:color="auto"/>
+            </w:tcBorders>
+          </w:tcPr>
+          <w:p>
+            <w:pPr>
+              <w:jc w:val="center"/>
+              <w:rPr>
+                <w:sz w:val="14"/>
+                <w:szCs w:val="14"/>
+              </w:rPr>
+            </w:pPr>
+          </w:p>
+        </w:tc>
+        <w:tc>
+          <w:tcPr>
+            <w:tcW w:w="4018" w:type="dxa"/>
+          </w:tcPr>
           <w:p>
             <w:pPr>
               <w:jc w:val="center"/>
@@ -939,6 +982,28 @@
           </w:p>
         </w:tc>
       </w:tr>
+    </w:tbl>
+    <w:p/>
+    <w:tbl>
+      <w:tblPr>
+        <w:tblStyle w:val="a3"/>
+        <w:tblW w:w="0" w:type="auto"/>
+        <w:tblInd w:w="0" w:type="dxa"/>
+        <w:tblBorders>
+          <w:top w:val="none" w:sz="0" w:space="0" w:color="auto"/>
+          <w:left w:val="none" w:sz="0" w:space="0" w:color="auto"/>
+          <w:bottom w:val="none" w:sz="0" w:space="0" w:color="auto"/>
+          <w:right w:val="none" w:sz="0" w:space="0" w:color="auto"/>
+          <w:insideH w:val="none" w:sz="0" w:space="0" w:color="auto"/>
+          <w:insideV w:val="none" w:sz="0" w:space="0" w:color="auto"/>
+        </w:tblBorders>
+        <w:tblLook w:val="04A0" w:firstRow="1" w:lastRow="0" w:firstColumn="1" w:lastColumn="0" w:noHBand="0" w:noVBand="1"/>
+      </w:tblPr>
+      <w:tblGrid>
+        <w:gridCol w:w="3447"/>
+        <w:gridCol w:w="2790"/>
+        <w:gridCol w:w="4018"/>
+      </w:tblGrid>
       <w:tr>
         <w:tc>
           <w:tcPr>
@@ -990,16 +1055,6 @@
               </w:rPr>
             </w:pPr>
           </w:p>
-          <w:p>
-            <w:pPr>
-              <w:jc w:val="center"/>
-              <w:rPr>
-                <w:sz w:val="20"/>
-                <w:szCs w:val="20"/>
-                <w:lang w:val="en-US"/>
-              </w:rPr>
-            </w:pPr>
-          </w:p>
         </w:tc>
       </w:tr>
       <w:tr>
@@ -1019,16 +1074,7 @@
                 <w:sz w:val="20"/>
                 <w:szCs w:val="20"/>
               </w:rPr>
-              <w:t>{{SIGNER_3</w:t>
-            </w:r>
-            <w:bookmarkStart w:id="0" w:name="_GoBack"/>
-            <w:bookmarkEnd w:id="0"/>
-            <w:r>
-              <w:rPr>
-                <w:sz w:val="20"/>
-                <w:szCs w:val="20"/>
-              </w:rPr>
-              <w:t>_POST}}</w:t>
+              <w:t>{{SIGNER_3_POST}}</w:t>
             </w:r>
           </w:p>
         </w:tc>
@@ -1127,9 +1173,177 @@
       </w:tr>
     </w:tbl>
     <w:p/>
+    <w:p/>
+    <w:tbl>
+      <w:tblPr>
+        <w:tblStyle w:val="a3"/>
+        <w:tblW w:w="0" w:type="auto"/>
+        <w:tblInd w:w="0" w:type="dxa"/>
+        <w:tblBorders>
+          <w:top w:val="single" w:sz="4" w:space="0" w:color="2E74B5" w:themeColor="accent1" w:themeShade="BF"/>
+          <w:left w:val="single" w:sz="4" w:space="0" w:color="2E74B5" w:themeColor="accent1" w:themeShade="BF"/>
+          <w:bottom w:val="single" w:sz="4" w:space="0" w:color="2E74B5" w:themeColor="accent1" w:themeShade="BF"/>
+          <w:right w:val="single" w:sz="4" w:space="0" w:color="2E74B5" w:themeColor="accent1" w:themeShade="BF"/>
+          <w:insideH w:val="single" w:sz="4" w:space="0" w:color="2E74B5" w:themeColor="accent1" w:themeShade="BF"/>
+          <w:insideV w:val="single" w:sz="4" w:space="0" w:color="2E74B5" w:themeColor="accent1" w:themeShade="BF"/>
+        </w:tblBorders>
+        <w:tblLook w:val="04A0" w:firstRow="1" w:lastRow="0" w:firstColumn="1" w:lastColumn="0" w:noHBand="0" w:noVBand="1"/>
+      </w:tblPr>
+      <w:tblGrid>
+        <w:gridCol w:w="5817"/>
+      </w:tblGrid>
+      <w:tr>
+        <w:tc>
+          <w:tcPr>
+            <w:tcW w:w="5817" w:type="dxa"/>
+          </w:tcPr>
+          <w:p>
+            <w:pPr>
+              <w:rPr>
+                <w:b/>
+                <w:bCs/>
+                <w:color w:val="2E74B5" w:themeColor="accent1" w:themeShade="BF"/>
+                <w:sz w:val="18"/>
+                <w:szCs w:val="18"/>
+              </w:rPr>
+            </w:pPr>
+            <w:r>
+              <w:rPr>
+                <w:b/>
+                <w:bCs/>
+                <w:color w:val="2E74B5" w:themeColor="accent1" w:themeShade="BF"/>
+                <w:sz w:val="18"/>
+                <w:szCs w:val="18"/>
+              </w:rPr>
+              <w:t>Документ подписан простой электронной подписью</w:t>
+            </w:r>
+          </w:p>
+          <w:p>
+            <w:pPr>
+              <w:rPr>
+                <w:color w:val="2E74B5" w:themeColor="accent1" w:themeShade="BF"/>
+                <w:sz w:val="18"/>
+                <w:szCs w:val="18"/>
+              </w:rPr>
+            </w:pPr>
+          </w:p>
+          <w:p>
+            <w:pPr>
+              <w:rPr>
+                <w:color w:val="2E74B5" w:themeColor="accent1" w:themeShade="BF"/>
+                <w:sz w:val="18"/>
+                <w:szCs w:val="18"/>
+              </w:rPr>
+            </w:pPr>
+            <w:r>
+              <w:rPr>
+                <w:color w:val="2E74B5" w:themeColor="accent1" w:themeShade="BF"/>
+                <w:sz w:val="18"/>
+                <w:szCs w:val="18"/>
+              </w:rPr>
+              <w:t>Подписант: </w:t>
+            </w:r>
+            <w:r>
+              <w:rPr>
+                <w:color w:val="2E74B5" w:themeColor="accent1" w:themeShade="BF"/>
+                <w:sz w:val="18"/>
+                <w:szCs w:val="18"/>
+              </w:rPr>
+              <w:t>{{PEP_FULL_NAME}}</w:t>
+            </w:r>
+          </w:p>
+          <w:p>
+            <w:pPr>
+              <w:rPr>
+                <w:color w:val="2E74B5" w:themeColor="accent1" w:themeShade="BF"/>
+                <w:sz w:val="18"/>
+                <w:szCs w:val="18"/>
+              </w:rPr>
+            </w:pPr>
+            <w:r>
+              <w:rPr>
+                <w:color w:val="2E74B5" w:themeColor="accent1" w:themeShade="BF"/>
+                <w:sz w:val="18"/>
+                <w:szCs w:val="18"/>
+              </w:rPr>
+              <w:t xml:space="preserve">Идентификатор </w:t>
+            </w:r>
+            <w:r>
+              <w:rPr>
+                <w:color w:val="2E74B5" w:themeColor="accent1" w:themeShade="BF"/>
+                <w:sz w:val="18"/>
+                <w:szCs w:val="18"/>
+              </w:rPr>
+              <w:t>пользователя</w:t>
+            </w:r>
+            <w:r>
+              <w:rPr>
+                <w:color w:val="2E74B5" w:themeColor="accent1" w:themeShade="BF"/>
+                <w:sz w:val="18"/>
+                <w:szCs w:val="18"/>
+              </w:rPr>
+              <w:t>:</w:t>
+            </w:r>
+            <w:r>
+              <w:rPr>
+                <w:color w:val="2E74B5" w:themeColor="accent1" w:themeShade="BF"/>
+                <w:sz w:val="18"/>
+                <w:szCs w:val="18"/>
+              </w:rPr>
+              <w:t xml:space="preserve"> </w:t>
+            </w:r>
+            <w:r>
+              <w:rPr>
+                <w:color w:val="2E74B5" w:themeColor="accent1" w:themeShade="BF"/>
+                <w:sz w:val="18"/>
+                <w:szCs w:val="18"/>
+              </w:rPr>
+              <w:t>{{PEP_APPROVED_ID}}</w:t>
+            </w:r>
+          </w:p>
+          <w:p>
+            <w:pPr>
+              <w:rPr>
+                <w:color w:val="2E74B5" w:themeColor="accent1" w:themeShade="BF"/>
+                <w:sz w:val="18"/>
+                <w:szCs w:val="18"/>
+              </w:rPr>
+            </w:pPr>
+            <w:r>
+              <w:rPr>
+                <w:color w:val="2E74B5" w:themeColor="accent1" w:themeShade="BF"/>
+                <w:sz w:val="18"/>
+                <w:szCs w:val="18"/>
+              </w:rPr>
+              <w:t>Дата подписания:</w:t>
+            </w:r>
+            <w:r>
+              <w:rPr>
+                <w:color w:val="2E74B5" w:themeColor="accent1" w:themeShade="BF"/>
+                <w:sz w:val="18"/>
+                <w:szCs w:val="18"/>
+              </w:rPr>
+              <w:t xml:space="preserve"> </w:t>
+            </w:r>
+            <w:r>
+              <w:rPr>
+                <w:color w:val="2E74B5" w:themeColor="accent1" w:themeShade="BF"/>
+                <w:sz w:val="18"/>
+                <w:szCs w:val="18"/>
+              </w:rPr>
+              <w:t>{{PEP_DECIDED_AT}}</w:t>
+            </w:r>
+          </w:p>
+          <w:p/>
+        </w:tc>
+      </w:tr>
+    </w:tbl>
+    <w:p/>
     <w:sectPr>
-      <w:pgSz w:w="15840" w:h="12240" w:orient="landscape"/>
-      <w:pgMar w:top="1134" w:right="1134" w:bottom="851" w:left="1134" w:header="720" w:footer="720" w:gutter="0"/>
+      <w:footerReference w:type="even" r:id="rId6"/>
+      <w:footerReference w:type="default" r:id="rId7"/>
+      <w:pgSz w:w="12240" w:h="15840"/>
+      <w:pgMar w:top="1134" w:right="1134" w:bottom="1134" w:left="851" w:header="720" w:footer="720" w:gutter="0"/>
       <w:cols w:space="720"/>
       <w:docGrid w:linePitch="326"/>
     </w:sectPr>
@@ -1137,8 +1351,171 @@
 </w:document>
 </file>
 
+<file path=word/endnotes.xml><?xml version="1.0" encoding="utf-8"?>
+<w:endnotes xmlns:wpc="http://schemas.microsoft.com/office/word/2010/wordprocessingCanvas" xmlns:cx="http://schemas.microsoft.com/office/drawing/2014/chartex" xmlns:cx1="http://schemas.microsoft.com/office/drawing/2015/9/8/chartex" xmlns:cx2="http://schemas.microsoft.com/office/drawing/2015/10/21/chartex" xmlns:cx3="http://schemas.microsoft.com/office/drawing/2016/5/9/chartex" xmlns:cx4="http://schemas.microsoft.com/office/drawing/2016/5/10/chartex" xmlns:cx5="http://schemas.microsoft.com/office/drawing/2016/5/11/chartex" xmlns:cx6="http://schemas.microsoft.com/office/drawing/2016/5/12/chartex" xmlns:cx7="http://schemas.microsoft.com/office/drawing/2016/5/13/chartex" xmlns:cx8="http://schemas.microsoft.com/office/drawing/2016/5/14/chartex" xmlns:mc="http://schemas.openxmlformats.org/markup-compatibility/2006" xmlns:aink="http://schemas.microsoft.com/office/drawing/2016/ink" xmlns:am3d="http://schemas.microsoft.com/office/drawing/2017/model3d" xmlns:o="urn:schemas-microsoft-com:office:office" xmlns:r="http://schemas.openxmlformats.org/officeDocument/2006/relationships" xmlns:m="http://schemas.openxmlformats.org/officeDocument/2006/math" xmlns:v="urn:schemas-microsoft-com:vml" xmlns:wp14="http://schemas.microsoft.com/office/word/2010/wordprocessingDrawing" xmlns:wp="http://schemas.openxmlformats.org/drawingml/2006/wordprocessingDrawing" xmlns:w10="urn:schemas-microsoft-com:office:word" xmlns:w="http://schemas.openxmlformats.org/wordprocessingml/2006/main" xmlns:w14="http://schemas.microsoft.com/office/word/2010/wordml" xmlns:w15="http://schemas.microsoft.com/office/word/2012/wordml" xmlns:w16cex="http://schemas.microsoft.com/office/word/2018/wordml/cex" xmlns:w16cid="http://schemas.microsoft.com/office/word/2016/wordml/cid" xmlns:w16="http://schemas.microsoft.com/office/word/2018/wordml" xmlns:w16se="http://schemas.microsoft.com/office/word/2015/wordml/symex" xmlns:wpg="http://schemas.microsoft.com/office/word/2010/wordprocessingGroup" xmlns:wpi="http://schemas.microsoft.com/office/word/2010/wordprocessingInk" xmlns:wne="http://schemas.microsoft.com/office/word/2006/wordml" xmlns:wps="http://schemas.microsoft.com/office/word/2010/wordprocessingShape" mc:Ignorable="w14 w15 w16se w16cid w16 w16cex wp14">
+  <w:endnote w:type="separator" w:id="-1">
+    <w:p>
+      <w:r>
+        <w:separator/>
+      </w:r>
+    </w:p>
+  </w:endnote>
+  <w:endnote w:type="continuationSeparator" w:id="0">
+    <w:p>
+      <w:r>
+        <w:continuationSeparator/>
+      </w:r>
+    </w:p>
+  </w:endnote>
+</w:endnotes>
+</file>
+
+<file path=word/footer1.xml><?xml version="1.0" encoding="utf-8"?>
+<w:ftr xmlns:wpc="http://schemas.microsoft.com/office/word/2010/wordprocessingCanvas" xmlns:cx="http://schemas.microsoft.com/office/drawing/2014/chartex" xmlns:cx1="http://schemas.microsoft.com/office/drawing/2015/9/8/chartex" xmlns:cx2="http://schemas.microsoft.com/office/drawing/2015/10/21/chartex" xmlns:cx3="http://schemas.microsoft.com/office/drawing/2016/5/9/chartex" xmlns:cx4="http://schemas.microsoft.com/office/drawing/2016/5/10/chartex" xmlns:cx5="http://schemas.microsoft.com/office/drawing/2016/5/11/chartex" xmlns:cx6="http://schemas.microsoft.com/office/drawing/2016/5/12/chartex" xmlns:cx7="http://schemas.microsoft.com/office/drawing/2016/5/13/chartex" xmlns:cx8="http://schemas.microsoft.com/office/drawing/2016/5/14/chartex" xmlns:mc="http://schemas.openxmlformats.org/markup-compatibility/2006" xmlns:aink="http://schemas.microsoft.com/office/drawing/2016/ink" xmlns:am3d="http://schemas.microsoft.com/office/drawing/2017/model3d" xmlns:o="urn:schemas-microsoft-com:office:office" xmlns:r="http://schemas.openxmlformats.org/officeDocument/2006/relationships" xmlns:m="http://schemas.openxmlformats.org/officeDocument/2006/math" xmlns:v="urn:schemas-microsoft-com:vml" xmlns:wp14="http://schemas.microsoft.com/office/word/2010/wordprocessingDrawing" xmlns:wp="http://schemas.openxmlformats.org/drawingml/2006/wordprocessingDrawing" xmlns:w10="urn:schemas-microsoft-com:office:word" xmlns:w="http://schemas.openxmlformats.org/wordprocessingml/2006/main" xmlns:w14="http://schemas.microsoft.com/office/word/2010/wordml" xmlns:w15="http://schemas.microsoft.com/office/word/2012/wordml" xmlns:w16cex="http://schemas.microsoft.com/office/word/2018/wordml/cex" xmlns:w16cid="http://schemas.microsoft.com/office/word/2016/wordml/cid" xmlns:w16="http://schemas.microsoft.com/office/word/2018/wordml" xmlns:w16se="http://schemas.microsoft.com/office/word/2015/wordml/symex" xmlns:wpg="http://schemas.microsoft.com/office/word/2010/wordprocessingGroup" xmlns:wpi="http://schemas.microsoft.com/office/word/2010/wordprocessingInk" xmlns:wne="http://schemas.microsoft.com/office/word/2006/wordml" xmlns:wps="http://schemas.microsoft.com/office/word/2010/wordprocessingShape" mc:Ignorable="w14 w15 w16se w16cid w16 w16cex wp14">
+  <w:sdt>
+    <w:sdtPr>
+      <w:rPr>
+        <w:rStyle w:val="a6"/>
+      </w:rPr>
+      <w:id w:val="1057897705"/>
+      <w:docPartObj>
+        <w:docPartGallery w:val="Page Numbers (Bottom of Page)"/>
+        <w:docPartUnique/>
+      </w:docPartObj>
+    </w:sdtPr>
+    <w:sdtEndPr>
+      <w:rPr>
+        <w:rStyle w:val="a6"/>
+      </w:rPr>
+    </w:sdtEndPr>
+    <w:sdtContent>
+      <w:p>
+        <w:pPr>
+          <w:pStyle w:val="a4"/>
+          <w:framePr w:wrap="none" w:vAnchor="text" w:hAnchor="margin" w:xAlign="center" w:y="1"/>
+          <w:rPr>
+            <w:rStyle w:val="a6"/>
+          </w:rPr>
+        </w:pPr>
+        <w:r>
+          <w:rPr>
+            <w:rStyle w:val="a6"/>
+          </w:rPr>
+          <w:fldChar w:fldCharType="begin"/>
+        </w:r>
+        <w:r>
+          <w:rPr>
+            <w:rStyle w:val="a6"/>
+          </w:rPr>
+          <w:instrText xml:space="preserve"> PAGE </w:instrText>
+        </w:r>
+        <w:r>
+          <w:rPr>
+            <w:rStyle w:val="a6"/>
+          </w:rPr>
+          <w:fldChar w:fldCharType="end"/>
+        </w:r>
+      </w:p>
+    </w:sdtContent>
+  </w:sdt>
+  <w:p>
+    <w:pPr>
+      <w:pStyle w:val="a4"/>
+    </w:pPr>
+  </w:p>
+</w:ftr>
+</file>
+
+<file path=word/footer2.xml><?xml version="1.0" encoding="utf-8"?>
+<w:ftr xmlns:wpc="http://schemas.microsoft.com/office/word/2010/wordprocessingCanvas" xmlns:cx="http://schemas.microsoft.com/office/drawing/2014/chartex" xmlns:cx1="http://schemas.microsoft.com/office/drawing/2015/9/8/chartex" xmlns:cx2="http://schemas.microsoft.com/office/drawing/2015/10/21/chartex" xmlns:cx3="http://schemas.microsoft.com/office/drawing/2016/5/9/chartex" xmlns:cx4="http://schemas.microsoft.com/office/drawing/2016/5/10/chartex" xmlns:cx5="http://schemas.microsoft.com/office/drawing/2016/5/11/chartex" xmlns:cx6="http://schemas.microsoft.com/office/drawing/2016/5/12/chartex" xmlns:cx7="http://schemas.microsoft.com/office/drawing/2016/5/13/chartex" xmlns:cx8="http://schemas.microsoft.com/office/drawing/2016/5/14/chartex" xmlns:mc="http://schemas.openxmlformats.org/markup-compatibility/2006" xmlns:aink="http://schemas.microsoft.com/office/drawing/2016/ink" xmlns:am3d="http://schemas.microsoft.com/office/drawing/2017/model3d" xmlns:o="urn:schemas-microsoft-com:office:office" xmlns:r="http://schemas.openxmlformats.org/officeDocument/2006/relationships" xmlns:m="http://schemas.openxmlformats.org/officeDocument/2006/math" xmlns:v="urn:schemas-microsoft-com:vml" xmlns:wp14="http://schemas.microsoft.com/office/word/2010/wordprocessingDrawing" xmlns:wp="http://schemas.openxmlformats.org/drawingml/2006/wordprocessingDrawing" xmlns:w10="urn:schemas-microsoft-com:office:word" xmlns:w="http://schemas.openxmlformats.org/wordprocessingml/2006/main" xmlns:w14="http://schemas.microsoft.com/office/word/2010/wordml" xmlns:w15="http://schemas.microsoft.com/office/word/2012/wordml" xmlns:w16cex="http://schemas.microsoft.com/office/word/2018/wordml/cex" xmlns:w16cid="http://schemas.microsoft.com/office/word/2016/wordml/cid" xmlns:w16="http://schemas.microsoft.com/office/word/2018/wordml" xmlns:w16se="http://schemas.microsoft.com/office/word/2015/wordml/symex" xmlns:wpg="http://schemas.microsoft.com/office/word/2010/wordprocessingGroup" xmlns:wpi="http://schemas.microsoft.com/office/word/2010/wordprocessingInk" xmlns:wne="http://schemas.microsoft.com/office/word/2006/wordml" xmlns:wps="http://schemas.microsoft.com/office/word/2010/wordprocessingShape" mc:Ignorable="w14 w15 w16se w16cid w16 w16cex wp14">
+  <w:sdt>
+    <w:sdtPr>
+      <w:rPr>
+        <w:rStyle w:val="a6"/>
+      </w:rPr>
+      <w:id w:val="583190617"/>
+      <w:docPartObj>
+        <w:docPartGallery w:val="Page Numbers (Bottom of Page)"/>
+        <w:docPartUnique/>
+      </w:docPartObj>
+    </w:sdtPr>
+    <w:sdtEndPr>
+      <w:rPr>
+        <w:rStyle w:val="a6"/>
+      </w:rPr>
+    </w:sdtEndPr>
+    <w:sdtContent>
+      <w:p>
+        <w:pPr>
+          <w:pStyle w:val="a4"/>
+          <w:framePr w:wrap="none" w:vAnchor="text" w:hAnchor="margin" w:xAlign="center" w:y="1"/>
+          <w:rPr>
+            <w:rStyle w:val="a6"/>
+          </w:rPr>
+        </w:pPr>
+        <w:r>
+          <w:rPr>
+            <w:rStyle w:val="a6"/>
+          </w:rPr>
+          <w:fldChar w:fldCharType="begin"/>
+        </w:r>
+        <w:r>
+          <w:rPr>
+            <w:rStyle w:val="a6"/>
+          </w:rPr>
+          <w:instrText xml:space="preserve"> PAGE </w:instrText>
+        </w:r>
+        <w:r>
+          <w:rPr>
+            <w:rStyle w:val="a6"/>
+          </w:rPr>
+          <w:fldChar w:fldCharType="separate"/>
+        </w:r>
+        <w:r>
+          <w:rPr>
+            <w:rStyle w:val="a6"/>
+            <w:noProof/>
+          </w:rPr>
+          <w:t>1</w:t>
+        </w:r>
+        <w:r>
+          <w:rPr>
+            <w:rStyle w:val="a6"/>
+          </w:rPr>
+          <w:fldChar w:fldCharType="end"/>
+        </w:r>
+      </w:p>
+    </w:sdtContent>
+  </w:sdt>
+  <w:p>
+    <w:pPr>
+      <w:pStyle w:val="a4"/>
+    </w:pPr>
+  </w:p>
+</w:ftr>
+</file>
+
+<file path=word/footnotes.xml><?xml version="1.0" encoding="utf-8"?>
+<w:footnotes xmlns:wpc="http://schemas.microsoft.com/office/word/2010/wordprocessingCanvas" xmlns:cx="http://schemas.microsoft.com/office/drawing/2014/chartex" xmlns:cx1="http://schemas.microsoft.com/office/drawing/2015/9/8/chartex" xmlns:cx2="http://schemas.microsoft.com/office/drawing/2015/10/21/chartex" xmlns:cx3="http://schemas.microsoft.com/office/drawing/2016/5/9/chartex" xmlns:cx4="http://schemas.microsoft.com/office/drawing/2016/5/10/chartex" xmlns:cx5="http://schemas.microsoft.com/office/drawing/2016/5/11/chartex" xmlns:cx6="http://schemas.microsoft.com/office/drawing/2016/5/12/chartex" xmlns:cx7="http://schemas.microsoft.com/office/drawing/2016/5/13/chartex" xmlns:cx8="http://schemas.microsoft.com/office/drawing/2016/5/14/chartex" xmlns:mc="http://schemas.openxmlformats.org/markup-compatibility/2006" xmlns:aink="http://schemas.microsoft.com/office/drawing/2016/ink" xmlns:am3d="http://schemas.microsoft.com/office/drawing/2017/model3d" xmlns:o="urn:schemas-microsoft-com:office:office" xmlns:r="http://schemas.openxmlformats.org/officeDocument/2006/relationships" xmlns:m="http://schemas.openxmlformats.org/officeDocument/2006/math" xmlns:v="urn:schemas-microsoft-com:vml" xmlns:wp14="http://schemas.microsoft.com/office/word/2010/wordprocessingDrawing" xmlns:wp="http://schemas.openxmlformats.org/drawingml/2006/wordprocessingDrawing" xmlns:w10="urn:schemas-microsoft-com:office:word" xmlns:w="http://schemas.openxmlformats.org/wordprocessingml/2006/main" xmlns:w14="http://schemas.microsoft.com/office/word/2010/wordml" xmlns:w15="http://schemas.microsoft.com/office/word/2012/wordml" xmlns:w16cex="http://schemas.microsoft.com/office/word/2018/wordml/cex" xmlns:w16cid="http://schemas.microsoft.com/office/word/2016/wordml/cid" xmlns:w16="http://schemas.microsoft.com/office/word/2018/wordml" xmlns:w16se="http://schemas.microsoft.com/office/word/2015/wordml/symex" xmlns:wpg="http://schemas.microsoft.com/office/word/2010/wordprocessingGroup" xmlns:wpi="http://schemas.microsoft.com/office/word/2010/wordprocessingInk" xmlns:wne="http://schemas.microsoft.com/office/word/2006/wordml" xmlns:wps="http://schemas.microsoft.com/office/word/2010/wordprocessingShape" mc:Ignorable="w14 w15 w16se w16cid w16 w16cex wp14">
+  <w:footnote w:type="separator" w:id="-1">
+    <w:p>
+      <w:r>
+        <w:separator/>
+      </w:r>
+    </w:p>
+  </w:footnote>
+  <w:footnote w:type="continuationSeparator" w:id="0">
+    <w:p>
+      <w:r>
+        <w:continuationSeparator/>
+      </w:r>
+    </w:p>
+  </w:footnote>
+</w:footnotes>
+</file>
+
 <file path=word/styles.xml><?xml version="1.0" encoding="utf-8"?>
-<w:styles xmlns:mc="http://schemas.openxmlformats.org/markup-compatibility/2006" xmlns:r="http://schemas.openxmlformats.org/officeDocument/2006/relationships" xmlns:w="http://schemas.openxmlformats.org/wordprocessingml/2006/main" xmlns:w14="http://schemas.microsoft.com/office/word/2010/wordml" xmlns:w15="http://schemas.microsoft.com/office/word/2012/wordml" xmlns:w16se="http://schemas.microsoft.com/office/word/2015/wordml/symex" mc:Ignorable="w14 w15 w16se">
+<w:styles xmlns:mc="http://schemas.openxmlformats.org/markup-compatibility/2006" xmlns:r="http://schemas.openxmlformats.org/officeDocument/2006/relationships" xmlns:w="http://schemas.openxmlformats.org/wordprocessingml/2006/main" xmlns:w14="http://schemas.microsoft.com/office/word/2010/wordml" xmlns:w15="http://schemas.microsoft.com/office/word/2012/wordml" xmlns:w16cex="http://schemas.microsoft.com/office/word/2018/wordml/cex" xmlns:w16cid="http://schemas.microsoft.com/office/word/2016/wordml/cid" xmlns:w16="http://schemas.microsoft.com/office/word/2018/wordml" xmlns:w16se="http://schemas.microsoft.com/office/word/2015/wordml/symex" mc:Ignorable="w14 w15 w16se w16cid w16 w16cex">
   <w:docDefaults>
     <w:rPrDefault>
       <w:rPr>
@@ -1150,7 +1527,7 @@
     </w:rPrDefault>
     <w:pPrDefault/>
   </w:docDefaults>
-  <w:latentStyles w:defLockedState="0" w:defUIPriority="99" w:defSemiHidden="0" w:defUnhideWhenUsed="0" w:defQFormat="0" w:count="371">
+  <w:latentStyles w:defLockedState="0" w:defUIPriority="99" w:defSemiHidden="0" w:defUnhideWhenUsed="0" w:defQFormat="0" w:count="376">
     <w:lsdException w:name="Normal" w:uiPriority="0" w:qFormat="1"/>
     <w:lsdException w:name="heading 1" w:uiPriority="9" w:qFormat="1"/>
     <w:lsdException w:name="heading 2" w:semiHidden="1" w:uiPriority="9" w:unhideWhenUsed="1" w:qFormat="1"/>
@@ -1522,6 +1899,11 @@
     <w:lsdException w:name="List Table 5 Dark Accent 6" w:uiPriority="50"/>
     <w:lsdException w:name="List Table 6 Colorful Accent 6" w:uiPriority="51"/>
     <w:lsdException w:name="List Table 7 Colorful Accent 6" w:uiPriority="52"/>
+    <w:lsdException w:name="Mention" w:semiHidden="1" w:unhideWhenUsed="1"/>
+    <w:lsdException w:name="Smart Hyperlink" w:semiHidden="1" w:unhideWhenUsed="1"/>
+    <w:lsdException w:name="Hashtag" w:semiHidden="1" w:unhideWhenUsed="1"/>
+    <w:lsdException w:name="Unresolved Mention" w:semiHidden="1" w:unhideWhenUsed="1"/>
+    <w:lsdException w:name="Smart Link" w:semiHidden="1" w:unhideWhenUsed="1"/>
   </w:latentStyles>
   <w:style w:type="paragraph" w:default="1" w:styleId="a">
     <w:name w:val="Normal"/>
@@ -1572,6 +1954,35 @@
         <w:right w:w="0" w:type="dxa"/>
       </w:tblCellMar>
     </w:tblPr>
+  </w:style>
+  <w:style w:type="paragraph" w:styleId="a4">
+    <w:name w:val="footer"/>
+    <w:basedOn w:val="a"/>
+    <w:link w:val="a5"/>
+    <w:uiPriority w:val="99"/>
+    <w:unhideWhenUsed/>
+    <w:rsid w:val="00175E42"/>
+    <w:pPr>
+      <w:tabs>
+        <w:tab w:val="center" w:pos="4677"/>
+        <w:tab w:val="right" w:pos="9355"/>
+      </w:tabs>
+    </w:pPr>
+  </w:style>
+  <w:style w:type="character" w:customStyle="1" w:styleId="a5">
+    <w:name w:val="Нижний колонтитул Знак"/>
+    <w:basedOn w:val="a0"/>
+    <w:link w:val="a4"/>
+    <w:uiPriority w:val="99"/>
+    <w:rsid w:val="00175E42"/>
+  </w:style>
+  <w:style w:type="character" w:styleId="a6">
+    <w:name w:val="page number"/>
+    <w:basedOn w:val="a0"/>
+    <w:uiPriority w:val="99"/>
+    <w:semiHidden/>
+    <w:unhideWhenUsed/>
+    <w:rsid w:val="00175E42"/>
   </w:style>
 </w:styles>
 </file>

--- a/gu23/report/template/act23_end.docx
+++ b/gu23/report/template/act23_end.docx
@@ -1,6 +1,6 @@
 
 <file path=word/document.xml><?xml version="1.0" encoding="utf-8"?>
-<w:document xmlns:wpc="http://schemas.microsoft.com/office/word/2010/wordprocessingCanvas" xmlns:cx="http://schemas.microsoft.com/office/drawing/2014/chartex" xmlns:cx1="http://schemas.microsoft.com/office/drawing/2015/9/8/chartex" xmlns:cx2="http://schemas.microsoft.com/office/drawing/2015/10/21/chartex" xmlns:cx3="http://schemas.microsoft.com/office/drawing/2016/5/9/chartex" xmlns:cx4="http://schemas.microsoft.com/office/drawing/2016/5/10/chartex" xmlns:cx5="http://schemas.microsoft.com/office/drawing/2016/5/11/chartex" xmlns:cx6="http://schemas.microsoft.com/office/drawing/2016/5/12/chartex" xmlns:cx7="http://schemas.microsoft.com/office/drawing/2016/5/13/chartex" xmlns:cx8="http://schemas.microsoft.com/office/drawing/2016/5/14/chartex" xmlns:mc="http://schemas.openxmlformats.org/markup-compatibility/2006" xmlns:aink="http://schemas.microsoft.com/office/drawing/2016/ink" xmlns:am3d="http://schemas.microsoft.com/office/drawing/2017/model3d" xmlns:o="urn:schemas-microsoft-com:office:office" xmlns:r="http://schemas.openxmlformats.org/officeDocument/2006/relationships" xmlns:m="http://schemas.openxmlformats.org/officeDocument/2006/math" xmlns:v="urn:schemas-microsoft-com:vml" xmlns:wp14="http://schemas.microsoft.com/office/word/2010/wordprocessingDrawing" xmlns:wp="http://schemas.openxmlformats.org/drawingml/2006/wordprocessingDrawing" xmlns:w10="urn:schemas-microsoft-com:office:word" xmlns:w="http://schemas.openxmlformats.org/wordprocessingml/2006/main" xmlns:w14="http://schemas.microsoft.com/office/word/2010/wordml" xmlns:w15="http://schemas.microsoft.com/office/word/2012/wordml" xmlns:w16cex="http://schemas.microsoft.com/office/word/2018/wordml/cex" xmlns:w16cid="http://schemas.microsoft.com/office/word/2016/wordml/cid" xmlns:w16="http://schemas.microsoft.com/office/word/2018/wordml" xmlns:w16se="http://schemas.microsoft.com/office/word/2015/wordml/symex" xmlns:wpg="http://schemas.microsoft.com/office/word/2010/wordprocessingGroup" xmlns:wpi="http://schemas.microsoft.com/office/word/2010/wordprocessingInk" xmlns:wne="http://schemas.microsoft.com/office/word/2006/wordml" xmlns:wps="http://schemas.microsoft.com/office/word/2010/wordprocessingShape" mc:Ignorable="w14 w15 w16se w16cid w16 w16cex wp14">
+<w:document xmlns:wpc="http://schemas.microsoft.com/office/word/2010/wordprocessingCanvas" xmlns:cx="http://schemas.microsoft.com/office/drawing/2014/chartex" xmlns:cx1="http://schemas.microsoft.com/office/drawing/2015/9/8/chartex" xmlns:mc="http://schemas.openxmlformats.org/markup-compatibility/2006" xmlns:o="urn:schemas-microsoft-com:office:office" xmlns:r="http://schemas.openxmlformats.org/officeDocument/2006/relationships" xmlns:m="http://schemas.openxmlformats.org/officeDocument/2006/math" xmlns:v="urn:schemas-microsoft-com:vml" xmlns:wp14="http://schemas.microsoft.com/office/word/2010/wordprocessingDrawing" xmlns:wp="http://schemas.openxmlformats.org/drawingml/2006/wordprocessingDrawing" xmlns:w10="urn:schemas-microsoft-com:office:word" xmlns:w="http://schemas.openxmlformats.org/wordprocessingml/2006/main" xmlns:w14="http://schemas.microsoft.com/office/word/2010/wordml" xmlns:w15="http://schemas.microsoft.com/office/word/2012/wordml" xmlns:w16se="http://schemas.microsoft.com/office/word/2015/wordml/symex" xmlns:wpg="http://schemas.microsoft.com/office/word/2010/wordprocessingGroup" xmlns:wpi="http://schemas.microsoft.com/office/word/2010/wordprocessingInk" xmlns:wne="http://schemas.microsoft.com/office/word/2006/wordml" xmlns:wps="http://schemas.microsoft.com/office/word/2010/wordprocessingShape" mc:Ignorable="w14 w15 w16se wp14">
   <w:body>
     <w:p>
       <w:pPr>
@@ -63,18 +63,10 @@
         <w:t>{{SIGNER_1</w:t>
       </w:r>
       <w:r>
-        <w:t>_POST</w:t>
-      </w:r>
-      <w:proofErr w:type="gramStart"/>
-      <w:r>
-        <w:t>}}</w:t>
-      </w:r>
-      <w:r>
-        <w:t xml:space="preserve">   </w:t>
-      </w:r>
-      <w:proofErr w:type="gramEnd"/>
-      <w:r>
-        <w:t xml:space="preserve">  </w:t>
+        <w:t>_POST}}</w:t>
+      </w:r>
+      <w:r>
+        <w:t xml:space="preserve">     </w:t>
       </w:r>
       <w:r>
         <w:t>Ф</w:t>
@@ -113,18 +105,10 @@
         <w:t>{{SIGNER_1</w:t>
       </w:r>
       <w:r>
-        <w:t>_POST</w:t>
-      </w:r>
-      <w:proofErr w:type="gramStart"/>
-      <w:r>
-        <w:t>}}</w:t>
-      </w:r>
-      <w:r>
-        <w:t xml:space="preserve">   </w:t>
-      </w:r>
-      <w:proofErr w:type="gramEnd"/>
-      <w:r>
-        <w:t xml:space="preserve">  </w:t>
+        <w:t>_POST}}</w:t>
+      </w:r>
+      <w:r>
+        <w:t xml:space="preserve">     </w:t>
       </w:r>
       <w:r>
         <w:t>Ф</w:t>
@@ -1338,7 +1322,10 @@
         </w:tc>
       </w:tr>
     </w:tbl>
-    <w:p/>
+    <w:p>
+      <w:bookmarkStart w:id="0" w:name="_GoBack"/>
+      <w:bookmarkEnd w:id="0"/>
+    </w:p>
     <w:sectPr>
       <w:footerReference w:type="even" r:id="rId6"/>
       <w:footerReference w:type="default" r:id="rId7"/>
@@ -1352,7 +1339,7 @@
 </file>
 
 <file path=word/endnotes.xml><?xml version="1.0" encoding="utf-8"?>
-<w:endnotes xmlns:wpc="http://schemas.microsoft.com/office/word/2010/wordprocessingCanvas" xmlns:cx="http://schemas.microsoft.com/office/drawing/2014/chartex" xmlns:cx1="http://schemas.microsoft.com/office/drawing/2015/9/8/chartex" xmlns:cx2="http://schemas.microsoft.com/office/drawing/2015/10/21/chartex" xmlns:cx3="http://schemas.microsoft.com/office/drawing/2016/5/9/chartex" xmlns:cx4="http://schemas.microsoft.com/office/drawing/2016/5/10/chartex" xmlns:cx5="http://schemas.microsoft.com/office/drawing/2016/5/11/chartex" xmlns:cx6="http://schemas.microsoft.com/office/drawing/2016/5/12/chartex" xmlns:cx7="http://schemas.microsoft.com/office/drawing/2016/5/13/chartex" xmlns:cx8="http://schemas.microsoft.com/office/drawing/2016/5/14/chartex" xmlns:mc="http://schemas.openxmlformats.org/markup-compatibility/2006" xmlns:aink="http://schemas.microsoft.com/office/drawing/2016/ink" xmlns:am3d="http://schemas.microsoft.com/office/drawing/2017/model3d" xmlns:o="urn:schemas-microsoft-com:office:office" xmlns:r="http://schemas.openxmlformats.org/officeDocument/2006/relationships" xmlns:m="http://schemas.openxmlformats.org/officeDocument/2006/math" xmlns:v="urn:schemas-microsoft-com:vml" xmlns:wp14="http://schemas.microsoft.com/office/word/2010/wordprocessingDrawing" xmlns:wp="http://schemas.openxmlformats.org/drawingml/2006/wordprocessingDrawing" xmlns:w10="urn:schemas-microsoft-com:office:word" xmlns:w="http://schemas.openxmlformats.org/wordprocessingml/2006/main" xmlns:w14="http://schemas.microsoft.com/office/word/2010/wordml" xmlns:w15="http://schemas.microsoft.com/office/word/2012/wordml" xmlns:w16cex="http://schemas.microsoft.com/office/word/2018/wordml/cex" xmlns:w16cid="http://schemas.microsoft.com/office/word/2016/wordml/cid" xmlns:w16="http://schemas.microsoft.com/office/word/2018/wordml" xmlns:w16se="http://schemas.microsoft.com/office/word/2015/wordml/symex" xmlns:wpg="http://schemas.microsoft.com/office/word/2010/wordprocessingGroup" xmlns:wpi="http://schemas.microsoft.com/office/word/2010/wordprocessingInk" xmlns:wne="http://schemas.microsoft.com/office/word/2006/wordml" xmlns:wps="http://schemas.microsoft.com/office/word/2010/wordprocessingShape" mc:Ignorable="w14 w15 w16se w16cid w16 w16cex wp14">
+<w:endnotes xmlns:wpc="http://schemas.microsoft.com/office/word/2010/wordprocessingCanvas" xmlns:cx="http://schemas.microsoft.com/office/drawing/2014/chartex" xmlns:cx1="http://schemas.microsoft.com/office/drawing/2015/9/8/chartex" xmlns:mc="http://schemas.openxmlformats.org/markup-compatibility/2006" xmlns:o="urn:schemas-microsoft-com:office:office" xmlns:r="http://schemas.openxmlformats.org/officeDocument/2006/relationships" xmlns:m="http://schemas.openxmlformats.org/officeDocument/2006/math" xmlns:v="urn:schemas-microsoft-com:vml" xmlns:wp14="http://schemas.microsoft.com/office/word/2010/wordprocessingDrawing" xmlns:wp="http://schemas.openxmlformats.org/drawingml/2006/wordprocessingDrawing" xmlns:w10="urn:schemas-microsoft-com:office:word" xmlns:w="http://schemas.openxmlformats.org/wordprocessingml/2006/main" xmlns:w14="http://schemas.microsoft.com/office/word/2010/wordml" xmlns:w15="http://schemas.microsoft.com/office/word/2012/wordml" xmlns:w16se="http://schemas.microsoft.com/office/word/2015/wordml/symex" xmlns:wpg="http://schemas.microsoft.com/office/word/2010/wordprocessingGroup" xmlns:wpi="http://schemas.microsoft.com/office/word/2010/wordprocessingInk" xmlns:wne="http://schemas.microsoft.com/office/word/2006/wordml" xmlns:wps="http://schemas.microsoft.com/office/word/2010/wordprocessingShape" mc:Ignorable="w14 w15 w16se wp14">
   <w:endnote w:type="separator" w:id="-1">
     <w:p>
       <w:r>
@@ -1371,7 +1358,7 @@
 </file>
 
 <file path=word/footer1.xml><?xml version="1.0" encoding="utf-8"?>
-<w:ftr xmlns:wpc="http://schemas.microsoft.com/office/word/2010/wordprocessingCanvas" xmlns:cx="http://schemas.microsoft.com/office/drawing/2014/chartex" xmlns:cx1="http://schemas.microsoft.com/office/drawing/2015/9/8/chartex" xmlns:cx2="http://schemas.microsoft.com/office/drawing/2015/10/21/chartex" xmlns:cx3="http://schemas.microsoft.com/office/drawing/2016/5/9/chartex" xmlns:cx4="http://schemas.microsoft.com/office/drawing/2016/5/10/chartex" xmlns:cx5="http://schemas.microsoft.com/office/drawing/2016/5/11/chartex" xmlns:cx6="http://schemas.microsoft.com/office/drawing/2016/5/12/chartex" xmlns:cx7="http://schemas.microsoft.com/office/drawing/2016/5/13/chartex" xmlns:cx8="http://schemas.microsoft.com/office/drawing/2016/5/14/chartex" xmlns:mc="http://schemas.openxmlformats.org/markup-compatibility/2006" xmlns:aink="http://schemas.microsoft.com/office/drawing/2016/ink" xmlns:am3d="http://schemas.microsoft.com/office/drawing/2017/model3d" xmlns:o="urn:schemas-microsoft-com:office:office" xmlns:r="http://schemas.openxmlformats.org/officeDocument/2006/relationships" xmlns:m="http://schemas.openxmlformats.org/officeDocument/2006/math" xmlns:v="urn:schemas-microsoft-com:vml" xmlns:wp14="http://schemas.microsoft.com/office/word/2010/wordprocessingDrawing" xmlns:wp="http://schemas.openxmlformats.org/drawingml/2006/wordprocessingDrawing" xmlns:w10="urn:schemas-microsoft-com:office:word" xmlns:w="http://schemas.openxmlformats.org/wordprocessingml/2006/main" xmlns:w14="http://schemas.microsoft.com/office/word/2010/wordml" xmlns:w15="http://schemas.microsoft.com/office/word/2012/wordml" xmlns:w16cex="http://schemas.microsoft.com/office/word/2018/wordml/cex" xmlns:w16cid="http://schemas.microsoft.com/office/word/2016/wordml/cid" xmlns:w16="http://schemas.microsoft.com/office/word/2018/wordml" xmlns:w16se="http://schemas.microsoft.com/office/word/2015/wordml/symex" xmlns:wpg="http://schemas.microsoft.com/office/word/2010/wordprocessingGroup" xmlns:wpi="http://schemas.microsoft.com/office/word/2010/wordprocessingInk" xmlns:wne="http://schemas.microsoft.com/office/word/2006/wordml" xmlns:wps="http://schemas.microsoft.com/office/word/2010/wordprocessingShape" mc:Ignorable="w14 w15 w16se w16cid w16 w16cex wp14">
+<w:ftr xmlns:wpc="http://schemas.microsoft.com/office/word/2010/wordprocessingCanvas" xmlns:cx="http://schemas.microsoft.com/office/drawing/2014/chartex" xmlns:cx1="http://schemas.microsoft.com/office/drawing/2015/9/8/chartex" xmlns:mc="http://schemas.openxmlformats.org/markup-compatibility/2006" xmlns:o="urn:schemas-microsoft-com:office:office" xmlns:r="http://schemas.openxmlformats.org/officeDocument/2006/relationships" xmlns:m="http://schemas.openxmlformats.org/officeDocument/2006/math" xmlns:v="urn:schemas-microsoft-com:vml" xmlns:wp14="http://schemas.microsoft.com/office/word/2010/wordprocessingDrawing" xmlns:wp="http://schemas.openxmlformats.org/drawingml/2006/wordprocessingDrawing" xmlns:w10="urn:schemas-microsoft-com:office:word" xmlns:w="http://schemas.openxmlformats.org/wordprocessingml/2006/main" xmlns:w14="http://schemas.microsoft.com/office/word/2010/wordml" xmlns:w15="http://schemas.microsoft.com/office/word/2012/wordml" xmlns:w16se="http://schemas.microsoft.com/office/word/2015/wordml/symex" xmlns:wpg="http://schemas.microsoft.com/office/word/2010/wordprocessingGroup" xmlns:wpi="http://schemas.microsoft.com/office/word/2010/wordprocessingInk" xmlns:wne="http://schemas.microsoft.com/office/word/2006/wordml" xmlns:wps="http://schemas.microsoft.com/office/word/2010/wordprocessingShape" mc:Ignorable="w14 w15 w16se wp14">
   <w:sdt>
     <w:sdtPr>
       <w:rPr>
@@ -1427,7 +1414,7 @@
 </file>
 
 <file path=word/footer2.xml><?xml version="1.0" encoding="utf-8"?>
-<w:ftr xmlns:wpc="http://schemas.microsoft.com/office/word/2010/wordprocessingCanvas" xmlns:cx="http://schemas.microsoft.com/office/drawing/2014/chartex" xmlns:cx1="http://schemas.microsoft.com/office/drawing/2015/9/8/chartex" xmlns:cx2="http://schemas.microsoft.com/office/drawing/2015/10/21/chartex" xmlns:cx3="http://schemas.microsoft.com/office/drawing/2016/5/9/chartex" xmlns:cx4="http://schemas.microsoft.com/office/drawing/2016/5/10/chartex" xmlns:cx5="http://schemas.microsoft.com/office/drawing/2016/5/11/chartex" xmlns:cx6="http://schemas.microsoft.com/office/drawing/2016/5/12/chartex" xmlns:cx7="http://schemas.microsoft.com/office/drawing/2016/5/13/chartex" xmlns:cx8="http://schemas.microsoft.com/office/drawing/2016/5/14/chartex" xmlns:mc="http://schemas.openxmlformats.org/markup-compatibility/2006" xmlns:aink="http://schemas.microsoft.com/office/drawing/2016/ink" xmlns:am3d="http://schemas.microsoft.com/office/drawing/2017/model3d" xmlns:o="urn:schemas-microsoft-com:office:office" xmlns:r="http://schemas.openxmlformats.org/officeDocument/2006/relationships" xmlns:m="http://schemas.openxmlformats.org/officeDocument/2006/math" xmlns:v="urn:schemas-microsoft-com:vml" xmlns:wp14="http://schemas.microsoft.com/office/word/2010/wordprocessingDrawing" xmlns:wp="http://schemas.openxmlformats.org/drawingml/2006/wordprocessingDrawing" xmlns:w10="urn:schemas-microsoft-com:office:word" xmlns:w="http://schemas.openxmlformats.org/wordprocessingml/2006/main" xmlns:w14="http://schemas.microsoft.com/office/word/2010/wordml" xmlns:w15="http://schemas.microsoft.com/office/word/2012/wordml" xmlns:w16cex="http://schemas.microsoft.com/office/word/2018/wordml/cex" xmlns:w16cid="http://schemas.microsoft.com/office/word/2016/wordml/cid" xmlns:w16="http://schemas.microsoft.com/office/word/2018/wordml" xmlns:w16se="http://schemas.microsoft.com/office/word/2015/wordml/symex" xmlns:wpg="http://schemas.microsoft.com/office/word/2010/wordprocessingGroup" xmlns:wpi="http://schemas.microsoft.com/office/word/2010/wordprocessingInk" xmlns:wne="http://schemas.microsoft.com/office/word/2006/wordml" xmlns:wps="http://schemas.microsoft.com/office/word/2010/wordprocessingShape" mc:Ignorable="w14 w15 w16se w16cid w16 w16cex wp14">
+<w:ftr xmlns:wpc="http://schemas.microsoft.com/office/word/2010/wordprocessingCanvas" xmlns:cx="http://schemas.microsoft.com/office/drawing/2014/chartex" xmlns:cx1="http://schemas.microsoft.com/office/drawing/2015/9/8/chartex" xmlns:mc="http://schemas.openxmlformats.org/markup-compatibility/2006" xmlns:o="urn:schemas-microsoft-com:office:office" xmlns:r="http://schemas.openxmlformats.org/officeDocument/2006/relationships" xmlns:m="http://schemas.openxmlformats.org/officeDocument/2006/math" xmlns:v="urn:schemas-microsoft-com:vml" xmlns:wp14="http://schemas.microsoft.com/office/word/2010/wordprocessingDrawing" xmlns:wp="http://schemas.openxmlformats.org/drawingml/2006/wordprocessingDrawing" xmlns:w10="urn:schemas-microsoft-com:office:word" xmlns:w="http://schemas.openxmlformats.org/wordprocessingml/2006/main" xmlns:w14="http://schemas.microsoft.com/office/word/2010/wordml" xmlns:w15="http://schemas.microsoft.com/office/word/2012/wordml" xmlns:w16se="http://schemas.microsoft.com/office/word/2015/wordml/symex" xmlns:wpg="http://schemas.microsoft.com/office/word/2010/wordprocessingGroup" xmlns:wpi="http://schemas.microsoft.com/office/word/2010/wordprocessingInk" xmlns:wne="http://schemas.microsoft.com/office/word/2006/wordml" xmlns:wps="http://schemas.microsoft.com/office/word/2010/wordprocessingShape" mc:Ignorable="w14 w15 w16se wp14">
   <w:sdt>
     <w:sdtPr>
       <w:rPr>
@@ -1484,6 +1471,43 @@
           </w:rPr>
           <w:fldChar w:fldCharType="end"/>
         </w:r>
+        <w:r>
+          <w:rPr>
+            <w:rStyle w:val="a6"/>
+          </w:rPr>
+          <w:t xml:space="preserve"> из </w:t>
+        </w:r>
+        <w:r>
+          <w:rPr>
+            <w:rStyle w:val="a6"/>
+          </w:rPr>
+          <w:fldChar w:fldCharType="begin"/>
+        </w:r>
+        <w:r>
+          <w:rPr>
+            <w:rStyle w:val="a6"/>
+          </w:rPr>
+          <w:instrText xml:space="preserve"> NUMPAGES  \* Arabic  \* MERGEFORMAT </w:instrText>
+        </w:r>
+        <w:r>
+          <w:rPr>
+            <w:rStyle w:val="a6"/>
+          </w:rPr>
+          <w:fldChar w:fldCharType="separate"/>
+        </w:r>
+        <w:r>
+          <w:rPr>
+            <w:rStyle w:val="a6"/>
+            <w:noProof/>
+          </w:rPr>
+          <w:t>1</w:t>
+        </w:r>
+        <w:r>
+          <w:rPr>
+            <w:rStyle w:val="a6"/>
+          </w:rPr>
+          <w:fldChar w:fldCharType="end"/>
+        </w:r>
       </w:p>
     </w:sdtContent>
   </w:sdt>
@@ -1496,7 +1520,7 @@
 </file>
 
 <file path=word/footnotes.xml><?xml version="1.0" encoding="utf-8"?>
-<w:footnotes xmlns:wpc="http://schemas.microsoft.com/office/word/2010/wordprocessingCanvas" xmlns:cx="http://schemas.microsoft.com/office/drawing/2014/chartex" xmlns:cx1="http://schemas.microsoft.com/office/drawing/2015/9/8/chartex" xmlns:cx2="http://schemas.microsoft.com/office/drawing/2015/10/21/chartex" xmlns:cx3="http://schemas.microsoft.com/office/drawing/2016/5/9/chartex" xmlns:cx4="http://schemas.microsoft.com/office/drawing/2016/5/10/chartex" xmlns:cx5="http://schemas.microsoft.com/office/drawing/2016/5/11/chartex" xmlns:cx6="http://schemas.microsoft.com/office/drawing/2016/5/12/chartex" xmlns:cx7="http://schemas.microsoft.com/office/drawing/2016/5/13/chartex" xmlns:cx8="http://schemas.microsoft.com/office/drawing/2016/5/14/chartex" xmlns:mc="http://schemas.openxmlformats.org/markup-compatibility/2006" xmlns:aink="http://schemas.microsoft.com/office/drawing/2016/ink" xmlns:am3d="http://schemas.microsoft.com/office/drawing/2017/model3d" xmlns:o="urn:schemas-microsoft-com:office:office" xmlns:r="http://schemas.openxmlformats.org/officeDocument/2006/relationships" xmlns:m="http://schemas.openxmlformats.org/officeDocument/2006/math" xmlns:v="urn:schemas-microsoft-com:vml" xmlns:wp14="http://schemas.microsoft.com/office/word/2010/wordprocessingDrawing" xmlns:wp="http://schemas.openxmlformats.org/drawingml/2006/wordprocessingDrawing" xmlns:w10="urn:schemas-microsoft-com:office:word" xmlns:w="http://schemas.openxmlformats.org/wordprocessingml/2006/main" xmlns:w14="http://schemas.microsoft.com/office/word/2010/wordml" xmlns:w15="http://schemas.microsoft.com/office/word/2012/wordml" xmlns:w16cex="http://schemas.microsoft.com/office/word/2018/wordml/cex" xmlns:w16cid="http://schemas.microsoft.com/office/word/2016/wordml/cid" xmlns:w16="http://schemas.microsoft.com/office/word/2018/wordml" xmlns:w16se="http://schemas.microsoft.com/office/word/2015/wordml/symex" xmlns:wpg="http://schemas.microsoft.com/office/word/2010/wordprocessingGroup" xmlns:wpi="http://schemas.microsoft.com/office/word/2010/wordprocessingInk" xmlns:wne="http://schemas.microsoft.com/office/word/2006/wordml" xmlns:wps="http://schemas.microsoft.com/office/word/2010/wordprocessingShape" mc:Ignorable="w14 w15 w16se w16cid w16 w16cex wp14">
+<w:footnotes xmlns:wpc="http://schemas.microsoft.com/office/word/2010/wordprocessingCanvas" xmlns:cx="http://schemas.microsoft.com/office/drawing/2014/chartex" xmlns:cx1="http://schemas.microsoft.com/office/drawing/2015/9/8/chartex" xmlns:mc="http://schemas.openxmlformats.org/markup-compatibility/2006" xmlns:o="urn:schemas-microsoft-com:office:office" xmlns:r="http://schemas.openxmlformats.org/officeDocument/2006/relationships" xmlns:m="http://schemas.openxmlformats.org/officeDocument/2006/math" xmlns:v="urn:schemas-microsoft-com:vml" xmlns:wp14="http://schemas.microsoft.com/office/word/2010/wordprocessingDrawing" xmlns:wp="http://schemas.openxmlformats.org/drawingml/2006/wordprocessingDrawing" xmlns:w10="urn:schemas-microsoft-com:office:word" xmlns:w="http://schemas.openxmlformats.org/wordprocessingml/2006/main" xmlns:w14="http://schemas.microsoft.com/office/word/2010/wordml" xmlns:w15="http://schemas.microsoft.com/office/word/2012/wordml" xmlns:w16se="http://schemas.microsoft.com/office/word/2015/wordml/symex" xmlns:wpg="http://schemas.microsoft.com/office/word/2010/wordprocessingGroup" xmlns:wpi="http://schemas.microsoft.com/office/word/2010/wordprocessingInk" xmlns:wne="http://schemas.microsoft.com/office/word/2006/wordml" xmlns:wps="http://schemas.microsoft.com/office/word/2010/wordprocessingShape" mc:Ignorable="w14 w15 w16se wp14">
   <w:footnote w:type="separator" w:id="-1">
     <w:p>
       <w:r>
@@ -1515,7 +1539,7 @@
 </file>
 
 <file path=word/styles.xml><?xml version="1.0" encoding="utf-8"?>
-<w:styles xmlns:mc="http://schemas.openxmlformats.org/markup-compatibility/2006" xmlns:r="http://schemas.openxmlformats.org/officeDocument/2006/relationships" xmlns:w="http://schemas.openxmlformats.org/wordprocessingml/2006/main" xmlns:w14="http://schemas.microsoft.com/office/word/2010/wordml" xmlns:w15="http://schemas.microsoft.com/office/word/2012/wordml" xmlns:w16cex="http://schemas.microsoft.com/office/word/2018/wordml/cex" xmlns:w16cid="http://schemas.microsoft.com/office/word/2016/wordml/cid" xmlns:w16="http://schemas.microsoft.com/office/word/2018/wordml" xmlns:w16se="http://schemas.microsoft.com/office/word/2015/wordml/symex" mc:Ignorable="w14 w15 w16se w16cid w16 w16cex">
+<w:styles xmlns:mc="http://schemas.openxmlformats.org/markup-compatibility/2006" xmlns:r="http://schemas.openxmlformats.org/officeDocument/2006/relationships" xmlns:w="http://schemas.openxmlformats.org/wordprocessingml/2006/main" xmlns:w14="http://schemas.microsoft.com/office/word/2010/wordml" xmlns:w15="http://schemas.microsoft.com/office/word/2012/wordml" xmlns:w16se="http://schemas.microsoft.com/office/word/2015/wordml/symex" mc:Ignorable="w14 w15 w16se">
   <w:docDefaults>
     <w:rPrDefault>
       <w:rPr>
@@ -1527,7 +1551,7 @@
     </w:rPrDefault>
     <w:pPrDefault/>
   </w:docDefaults>
-  <w:latentStyles w:defLockedState="0" w:defUIPriority="99" w:defSemiHidden="0" w:defUnhideWhenUsed="0" w:defQFormat="0" w:count="376">
+  <w:latentStyles w:defLockedState="0" w:defUIPriority="99" w:defSemiHidden="0" w:defUnhideWhenUsed="0" w:defQFormat="0" w:count="371">
     <w:lsdException w:name="Normal" w:uiPriority="0" w:qFormat="1"/>
     <w:lsdException w:name="heading 1" w:uiPriority="9" w:qFormat="1"/>
     <w:lsdException w:name="heading 2" w:semiHidden="1" w:uiPriority="9" w:unhideWhenUsed="1" w:qFormat="1"/>
@@ -1899,11 +1923,6 @@
     <w:lsdException w:name="List Table 5 Dark Accent 6" w:uiPriority="50"/>
     <w:lsdException w:name="List Table 6 Colorful Accent 6" w:uiPriority="51"/>
     <w:lsdException w:name="List Table 7 Colorful Accent 6" w:uiPriority="52"/>
-    <w:lsdException w:name="Mention" w:semiHidden="1" w:unhideWhenUsed="1"/>
-    <w:lsdException w:name="Smart Hyperlink" w:semiHidden="1" w:unhideWhenUsed="1"/>
-    <w:lsdException w:name="Hashtag" w:semiHidden="1" w:unhideWhenUsed="1"/>
-    <w:lsdException w:name="Unresolved Mention" w:semiHidden="1" w:unhideWhenUsed="1"/>
-    <w:lsdException w:name="Smart Link" w:semiHidden="1" w:unhideWhenUsed="1"/>
   </w:latentStyles>
   <w:style w:type="paragraph" w:default="1" w:styleId="a">
     <w:name w:val="Normal"/>
@@ -1983,6 +2002,27 @@
     <w:semiHidden/>
     <w:unhideWhenUsed/>
     <w:rsid w:val="00175E42"/>
+  </w:style>
+  <w:style w:type="paragraph" w:styleId="a7">
+    <w:name w:val="header"/>
+    <w:basedOn w:val="a"/>
+    <w:link w:val="a8"/>
+    <w:uiPriority w:val="99"/>
+    <w:unhideWhenUsed/>
+    <w:rsid w:val="00997F39"/>
+    <w:pPr>
+      <w:tabs>
+        <w:tab w:val="center" w:pos="4677"/>
+        <w:tab w:val="right" w:pos="9355"/>
+      </w:tabs>
+    </w:pPr>
+  </w:style>
+  <w:style w:type="character" w:customStyle="1" w:styleId="a8">
+    <w:name w:val="Верхний колонтитул Знак"/>
+    <w:basedOn w:val="a0"/>
+    <w:link w:val="a7"/>
+    <w:uiPriority w:val="99"/>
+    <w:rsid w:val="00997F39"/>
   </w:style>
 </w:styles>
 </file>

--- a/gu23/report/template/act23_end.docx
+++ b/gu23/report/template/act23_end.docx
@@ -1,6 +1,6 @@
 
 <file path=word/document.xml><?xml version="1.0" encoding="utf-8"?>
-<w:document xmlns:wpc="http://schemas.microsoft.com/office/word/2010/wordprocessingCanvas" xmlns:cx="http://schemas.microsoft.com/office/drawing/2014/chartex" xmlns:cx1="http://schemas.microsoft.com/office/drawing/2015/9/8/chartex" xmlns:mc="http://schemas.openxmlformats.org/markup-compatibility/2006" xmlns:o="urn:schemas-microsoft-com:office:office" xmlns:r="http://schemas.openxmlformats.org/officeDocument/2006/relationships" xmlns:m="http://schemas.openxmlformats.org/officeDocument/2006/math" xmlns:v="urn:schemas-microsoft-com:vml" xmlns:wp14="http://schemas.microsoft.com/office/word/2010/wordprocessingDrawing" xmlns:wp="http://schemas.openxmlformats.org/drawingml/2006/wordprocessingDrawing" xmlns:w10="urn:schemas-microsoft-com:office:word" xmlns:w="http://schemas.openxmlformats.org/wordprocessingml/2006/main" xmlns:w14="http://schemas.microsoft.com/office/word/2010/wordml" xmlns:w15="http://schemas.microsoft.com/office/word/2012/wordml" xmlns:w16se="http://schemas.microsoft.com/office/word/2015/wordml/symex" xmlns:wpg="http://schemas.microsoft.com/office/word/2010/wordprocessingGroup" xmlns:wpi="http://schemas.microsoft.com/office/word/2010/wordprocessingInk" xmlns:wne="http://schemas.microsoft.com/office/word/2006/wordml" xmlns:wps="http://schemas.microsoft.com/office/word/2010/wordprocessingShape" mc:Ignorable="w14 w15 w16se wp14">
+<w:document xmlns:wpc="http://schemas.microsoft.com/office/word/2010/wordprocessingCanvas" xmlns:cx="http://schemas.microsoft.com/office/drawing/2014/chartex" xmlns:cx1="http://schemas.microsoft.com/office/drawing/2015/9/8/chartex" xmlns:cx2="http://schemas.microsoft.com/office/drawing/2015/10/21/chartex" xmlns:cx3="http://schemas.microsoft.com/office/drawing/2016/5/9/chartex" xmlns:cx4="http://schemas.microsoft.com/office/drawing/2016/5/10/chartex" xmlns:cx5="http://schemas.microsoft.com/office/drawing/2016/5/11/chartex" xmlns:cx6="http://schemas.microsoft.com/office/drawing/2016/5/12/chartex" xmlns:cx7="http://schemas.microsoft.com/office/drawing/2016/5/13/chartex" xmlns:cx8="http://schemas.microsoft.com/office/drawing/2016/5/14/chartex" xmlns:mc="http://schemas.openxmlformats.org/markup-compatibility/2006" xmlns:aink="http://schemas.microsoft.com/office/drawing/2016/ink" xmlns:am3d="http://schemas.microsoft.com/office/drawing/2017/model3d" xmlns:o="urn:schemas-microsoft-com:office:office" xmlns:r="http://schemas.openxmlformats.org/officeDocument/2006/relationships" xmlns:m="http://schemas.openxmlformats.org/officeDocument/2006/math" xmlns:v="urn:schemas-microsoft-com:vml" xmlns:wp14="http://schemas.microsoft.com/office/word/2010/wordprocessingDrawing" xmlns:wp="http://schemas.openxmlformats.org/drawingml/2006/wordprocessingDrawing" xmlns:w10="urn:schemas-microsoft-com:office:word" xmlns:w="http://schemas.openxmlformats.org/wordprocessingml/2006/main" xmlns:w14="http://schemas.microsoft.com/office/word/2010/wordml" xmlns:w15="http://schemas.microsoft.com/office/word/2012/wordml" xmlns:w16cex="http://schemas.microsoft.com/office/word/2018/wordml/cex" xmlns:w16cid="http://schemas.microsoft.com/office/word/2016/wordml/cid" xmlns:w16="http://schemas.microsoft.com/office/word/2018/wordml" xmlns:w16se="http://schemas.microsoft.com/office/word/2015/wordml/symex" xmlns:wpg="http://schemas.microsoft.com/office/word/2010/wordprocessingGroup" xmlns:wpi="http://schemas.microsoft.com/office/word/2010/wordprocessingInk" xmlns:wne="http://schemas.microsoft.com/office/word/2006/wordml" xmlns:wps="http://schemas.microsoft.com/office/word/2010/wordprocessingShape" mc:Ignorable="w14 w15 w16se w16cid w16 w16cex wp14">
   <w:body>
     <w:p>
       <w:pPr>
@@ -50,107 +50,7 @@
     <w:p/>
     <w:p>
       <w:r>
-        <w:rPr>
-          <w:b/>
-          <w:bCs/>
-        </w:rPr>
-        <w:t>Должность</w:t>
-      </w:r>
-      <w:r>
-        <w:t xml:space="preserve">: </w:t>
-      </w:r>
-      <w:r>
-        <w:t>{{SIGNER_1</w:t>
-      </w:r>
-      <w:r>
-        <w:t>_POST}}</w:t>
-      </w:r>
-      <w:r>
-        <w:t xml:space="preserve">     </w:t>
-      </w:r>
-      <w:r>
-        <w:t>Ф</w:t>
-      </w:r>
-      <w:r>
-        <w:t>.</w:t>
-      </w:r>
-      <w:r>
-        <w:t>И</w:t>
-      </w:r>
-      <w:r>
-        <w:t>.</w:t>
-      </w:r>
-      <w:r>
-        <w:t>О</w:t>
-      </w:r>
-      <w:r>
-        <w:t xml:space="preserve">.: </w:t>
-      </w:r>
-      <w:r>
-        <w:t>{{SIGNER_1_FIO}}</w:t>
-      </w:r>
-    </w:p>
-    <w:p>
-      <w:r>
-        <w:rPr>
-          <w:b/>
-          <w:bCs/>
-        </w:rPr>
-        <w:t>Должность</w:t>
-      </w:r>
-      <w:r>
-        <w:t xml:space="preserve">: </w:t>
-      </w:r>
-      <w:r>
-        <w:t>{{SIGNER_1</w:t>
-      </w:r>
-      <w:r>
-        <w:t>_POST}}</w:t>
-      </w:r>
-      <w:r>
-        <w:t xml:space="preserve">     </w:t>
-      </w:r>
-      <w:r>
-        <w:t>Ф</w:t>
-      </w:r>
-      <w:r>
-        <w:t>.</w:t>
-      </w:r>
-      <w:r>
-        <w:t>И</w:t>
-      </w:r>
-      <w:r>
-        <w:t>.</w:t>
-      </w:r>
-      <w:r>
-        <w:t>О</w:t>
-      </w:r>
-      <w:r>
-        <w:t xml:space="preserve">.: </w:t>
-      </w:r>
-      <w:r>
-        <w:t>{{SIGNER_2</w:t>
-      </w:r>
-      <w:r>
-        <w:t>_FIO}}</w:t>
-      </w:r>
-    </w:p>
-    <w:p>
-      <w:r>
-        <w:rPr>
-          <w:b/>
-          <w:bCs/>
-        </w:rPr>
-        <w:t>Участник</w:t>
-      </w:r>
-      <w:r>
-        <w:t xml:space="preserve">: </w:t>
-      </w:r>
-      <w:r>
-        <w:t>{{SIGNER_3</w:t>
-      </w:r>
-      <w:r>
-        <w:t>_FIO}}</w:t>
+        <w:t>{{SIGNER_LINE}}</w:t>
       </w:r>
     </w:p>
     <w:p/>
@@ -689,21 +589,14 @@
         <w:tc>
           <w:tcPr>
             <w:tcW w:w="3447" w:type="dxa"/>
-          </w:tcPr>
-          <w:p>
-            <w:pPr>
-              <w:rPr>
-                <w:sz w:val="20"/>
-                <w:szCs w:val="20"/>
-              </w:rPr>
-            </w:pPr>
-            <w:r>
-              <w:rPr>
-                <w:sz w:val="20"/>
-                <w:szCs w:val="20"/>
-                <w:lang w:val="en-US"/>
-              </w:rPr>
-              <w:t>{{SIGNER_1_POST}}</w:t>
+            <w:vAlign w:val="bottom"/>
+          </w:tcPr>
+          <w:p>
+            <w:pPr>
+              <w:jc w:val="center"/>
+            </w:pPr>
+            <w:r>
+              <w:t>{{SIGNER_POST}}</w:t>
             </w:r>
           </w:p>
         </w:tc>
@@ -713,36 +606,25 @@
             <w:tcBorders>
               <w:bottom w:val="single" w:sz="4" w:space="0" w:color="auto"/>
             </w:tcBorders>
-          </w:tcPr>
-          <w:p>
-            <w:pPr>
-              <w:rPr>
-                <w:sz w:val="20"/>
-                <w:szCs w:val="20"/>
-              </w:rPr>
+            <w:vAlign w:val="bottom"/>
+          </w:tcPr>
+          <w:p>
+            <w:pPr>
+              <w:jc w:val="center"/>
             </w:pPr>
           </w:p>
         </w:tc>
         <w:tc>
           <w:tcPr>
             <w:tcW w:w="4018" w:type="dxa"/>
-          </w:tcPr>
-          <w:p>
-            <w:pPr>
-              <w:jc w:val="center"/>
-              <w:rPr>
-                <w:sz w:val="20"/>
-                <w:szCs w:val="20"/>
-                <w:lang w:val="en-US"/>
-              </w:rPr>
-            </w:pPr>
-            <w:r>
-              <w:rPr>
-                <w:sz w:val="20"/>
-                <w:szCs w:val="20"/>
-                <w:lang w:val="en-US"/>
-              </w:rPr>
-              <w:t>{{SIGNER_1_FIO}}</w:t>
+            <w:vAlign w:val="bottom"/>
+          </w:tcPr>
+          <w:p>
+            <w:pPr>
+              <w:jc w:val="center"/>
+            </w:pPr>
+            <w:r>
+              <w:t>{{SIGNER_FIO}}</w:t>
             </w:r>
           </w:p>
         </w:tc>
@@ -751,13 +633,14 @@
         <w:tc>
           <w:tcPr>
             <w:tcW w:w="3447" w:type="dxa"/>
-          </w:tcPr>
-          <w:p>
-            <w:pPr>
-              <w:rPr>
-                <w:sz w:val="20"/>
-                <w:szCs w:val="20"/>
-                <w:lang w:val="en-US"/>
+            <w:vAlign w:val="bottom"/>
+          </w:tcPr>
+          <w:p>
+            <w:pPr>
+              <w:jc w:val="center"/>
+              <w:rPr>
+                <w:sz w:val="18"/>
+                <w:szCs w:val="18"/>
               </w:rPr>
             </w:pPr>
           </w:p>
@@ -768,19 +651,20 @@
             <w:tcBorders>
               <w:top w:val="single" w:sz="4" w:space="0" w:color="auto"/>
             </w:tcBorders>
-          </w:tcPr>
-          <w:p>
-            <w:pPr>
-              <w:jc w:val="center"/>
-              <w:rPr>
-                <w:sz w:val="14"/>
-                <w:szCs w:val="14"/>
-              </w:rPr>
-            </w:pPr>
-            <w:r>
-              <w:rPr>
-                <w:sz w:val="14"/>
-                <w:szCs w:val="14"/>
+            <w:vAlign w:val="bottom"/>
+          </w:tcPr>
+          <w:p>
+            <w:pPr>
+              <w:jc w:val="center"/>
+              <w:rPr>
+                <w:sz w:val="18"/>
+                <w:szCs w:val="18"/>
+              </w:rPr>
+            </w:pPr>
+            <w:r>
+              <w:rPr>
+                <w:sz w:val="18"/>
+                <w:szCs w:val="18"/>
               </w:rPr>
               <w:t>(подпись)</w:t>
             </w:r>
@@ -789,184 +673,13 @@
         <w:tc>
           <w:tcPr>
             <w:tcW w:w="4018" w:type="dxa"/>
-          </w:tcPr>
-          <w:p>
-            <w:pPr>
-              <w:jc w:val="center"/>
-              <w:rPr>
-                <w:sz w:val="20"/>
-                <w:szCs w:val="20"/>
-                <w:lang w:val="en-US"/>
-              </w:rPr>
-            </w:pPr>
-          </w:p>
-        </w:tc>
-      </w:tr>
-      <w:tr>
-        <w:tc>
-          <w:tcPr>
-            <w:tcW w:w="3447" w:type="dxa"/>
-          </w:tcPr>
-          <w:p>
-            <w:pPr>
-              <w:rPr>
-                <w:sz w:val="20"/>
-                <w:szCs w:val="20"/>
-                <w:lang w:val="en-US"/>
-              </w:rPr>
-            </w:pPr>
-          </w:p>
-        </w:tc>
-        <w:tc>
-          <w:tcPr>
-            <w:tcW w:w="2790" w:type="dxa"/>
-            <w:tcBorders>
-              <w:top w:val="single" w:sz="4" w:space="0" w:color="auto"/>
-            </w:tcBorders>
-          </w:tcPr>
-          <w:p>
-            <w:pPr>
-              <w:jc w:val="center"/>
-              <w:rPr>
-                <w:sz w:val="14"/>
-                <w:szCs w:val="14"/>
-              </w:rPr>
-            </w:pPr>
-          </w:p>
-        </w:tc>
-        <w:tc>
-          <w:tcPr>
-            <w:tcW w:w="4018" w:type="dxa"/>
-          </w:tcPr>
-          <w:p>
-            <w:pPr>
-              <w:jc w:val="center"/>
-              <w:rPr>
-                <w:sz w:val="20"/>
-                <w:szCs w:val="20"/>
-                <w:lang w:val="en-US"/>
-              </w:rPr>
-            </w:pPr>
-          </w:p>
-        </w:tc>
-      </w:tr>
-      <w:tr>
-        <w:tc>
-          <w:tcPr>
-            <w:tcW w:w="3447" w:type="dxa"/>
-          </w:tcPr>
-          <w:p>
-            <w:pPr>
-              <w:rPr>
-                <w:sz w:val="20"/>
-                <w:szCs w:val="20"/>
-                <w:lang w:val="en-US"/>
-              </w:rPr>
-            </w:pPr>
-            <w:r>
-              <w:rPr>
-                <w:sz w:val="20"/>
-                <w:szCs w:val="20"/>
-              </w:rPr>
-              <w:t>{{SIGNER_2_POST}}</w:t>
-            </w:r>
-          </w:p>
-        </w:tc>
-        <w:tc>
-          <w:tcPr>
-            <w:tcW w:w="2790" w:type="dxa"/>
-            <w:tcBorders>
-              <w:bottom w:val="single" w:sz="4" w:space="0" w:color="auto"/>
-            </w:tcBorders>
-          </w:tcPr>
-          <w:p>
-            <w:pPr>
-              <w:rPr>
-                <w:sz w:val="14"/>
-                <w:szCs w:val="14"/>
-              </w:rPr>
-            </w:pPr>
-          </w:p>
-        </w:tc>
-        <w:tc>
-          <w:tcPr>
-            <w:tcW w:w="4018" w:type="dxa"/>
-          </w:tcPr>
-          <w:p>
-            <w:pPr>
-              <w:jc w:val="center"/>
-              <w:rPr>
-                <w:sz w:val="20"/>
-                <w:szCs w:val="20"/>
-                <w:lang w:val="en-US"/>
-              </w:rPr>
-            </w:pPr>
-            <w:r>
-              <w:rPr>
-                <w:sz w:val="20"/>
-                <w:szCs w:val="20"/>
-              </w:rPr>
-              <w:t>{{SIGNER_2_FIO}}</w:t>
-            </w:r>
-          </w:p>
-        </w:tc>
-      </w:tr>
-      <w:tr>
-        <w:tc>
-          <w:tcPr>
-            <w:tcW w:w="3447" w:type="dxa"/>
-          </w:tcPr>
-          <w:p>
-            <w:pPr>
-              <w:rPr>
-                <w:sz w:val="20"/>
-                <w:szCs w:val="20"/>
-                <w:lang w:val="en-US"/>
-              </w:rPr>
-            </w:pPr>
-          </w:p>
-        </w:tc>
-        <w:tc>
-          <w:tcPr>
-            <w:tcW w:w="2790" w:type="dxa"/>
-            <w:tcBorders>
-              <w:top w:val="single" w:sz="4" w:space="0" w:color="auto"/>
-            </w:tcBorders>
-          </w:tcPr>
-          <w:p>
-            <w:pPr>
-              <w:jc w:val="center"/>
-              <w:rPr>
-                <w:sz w:val="14"/>
-                <w:szCs w:val="14"/>
-              </w:rPr>
-            </w:pPr>
-            <w:r>
-              <w:rPr>
-                <w:sz w:val="14"/>
-                <w:szCs w:val="14"/>
-              </w:rPr>
-              <w:t>(подпись)</w:t>
-            </w:r>
-          </w:p>
-        </w:tc>
-        <w:tc>
-          <w:tcPr>
-            <w:tcW w:w="4018" w:type="dxa"/>
-          </w:tcPr>
-          <w:p>
-            <w:pPr>
-              <w:jc w:val="center"/>
-              <w:rPr>
-                <w:sz w:val="20"/>
-                <w:szCs w:val="20"/>
-                <w:lang w:val="en-US"/>
-              </w:rPr>
-            </w:pPr>
-          </w:p>
+            <w:vAlign w:val="bottom"/>
+          </w:tcPr>
+          <w:p/>
         </w:tc>
       </w:tr>
     </w:tbl>
+    <w:p/>
     <w:p/>
     <w:tbl>
       <w:tblPr>
@@ -1058,7 +771,22 @@
                 <w:sz w:val="20"/>
                 <w:szCs w:val="20"/>
               </w:rPr>
-              <w:t>{{SIGNER_3_POST}}</w:t>
+              <w:t>{{SIGNER_</w:t>
+            </w:r>
+            <w:r>
+              <w:rPr>
+                <w:sz w:val="20"/>
+                <w:szCs w:val="20"/>
+                <w:lang w:val="en-US"/>
+              </w:rPr>
+              <w:t>RZD</w:t>
+            </w:r>
+            <w:r>
+              <w:rPr>
+                <w:sz w:val="20"/>
+                <w:szCs w:val="20"/>
+              </w:rPr>
+              <w:t>_POST}}</w:t>
             </w:r>
           </w:p>
         </w:tc>
@@ -1095,7 +823,22 @@
                 <w:sz w:val="20"/>
                 <w:szCs w:val="20"/>
               </w:rPr>
-              <w:t>{{SIGNER_3_FIO}}</w:t>
+              <w:t>{{SIGNER_</w:t>
+            </w:r>
+            <w:r>
+              <w:rPr>
+                <w:sz w:val="20"/>
+                <w:szCs w:val="20"/>
+                <w:lang w:val="en-US"/>
+              </w:rPr>
+              <w:t xml:space="preserve"> RZD_</w:t>
+            </w:r>
+            <w:r>
+              <w:rPr>
+                <w:sz w:val="20"/>
+                <w:szCs w:val="20"/>
+              </w:rPr>
+              <w:t>FIO}}</w:t>
             </w:r>
           </w:p>
         </w:tc>
@@ -1156,6 +899,7 @@
         </w:tc>
       </w:tr>
     </w:tbl>
+    <w:p/>
     <w:p/>
     <w:p/>
     <w:tbl>
@@ -1322,10 +1066,7 @@
         </w:tc>
       </w:tr>
     </w:tbl>
-    <w:p>
-      <w:bookmarkStart w:id="0" w:name="_GoBack"/>
-      <w:bookmarkEnd w:id="0"/>
-    </w:p>
+    <w:p/>
     <w:sectPr>
       <w:footerReference w:type="even" r:id="rId6"/>
       <w:footerReference w:type="default" r:id="rId7"/>
@@ -1339,7 +1080,7 @@
 </file>
 
 <file path=word/endnotes.xml><?xml version="1.0" encoding="utf-8"?>
-<w:endnotes xmlns:wpc="http://schemas.microsoft.com/office/word/2010/wordprocessingCanvas" xmlns:cx="http://schemas.microsoft.com/office/drawing/2014/chartex" xmlns:cx1="http://schemas.microsoft.com/office/drawing/2015/9/8/chartex" xmlns:mc="http://schemas.openxmlformats.org/markup-compatibility/2006" xmlns:o="urn:schemas-microsoft-com:office:office" xmlns:r="http://schemas.openxmlformats.org/officeDocument/2006/relationships" xmlns:m="http://schemas.openxmlformats.org/officeDocument/2006/math" xmlns:v="urn:schemas-microsoft-com:vml" xmlns:wp14="http://schemas.microsoft.com/office/word/2010/wordprocessingDrawing" xmlns:wp="http://schemas.openxmlformats.org/drawingml/2006/wordprocessingDrawing" xmlns:w10="urn:schemas-microsoft-com:office:word" xmlns:w="http://schemas.openxmlformats.org/wordprocessingml/2006/main" xmlns:w14="http://schemas.microsoft.com/office/word/2010/wordml" xmlns:w15="http://schemas.microsoft.com/office/word/2012/wordml" xmlns:w16se="http://schemas.microsoft.com/office/word/2015/wordml/symex" xmlns:wpg="http://schemas.microsoft.com/office/word/2010/wordprocessingGroup" xmlns:wpi="http://schemas.microsoft.com/office/word/2010/wordprocessingInk" xmlns:wne="http://schemas.microsoft.com/office/word/2006/wordml" xmlns:wps="http://schemas.microsoft.com/office/word/2010/wordprocessingShape" mc:Ignorable="w14 w15 w16se wp14">
+<w:endnotes xmlns:wpc="http://schemas.microsoft.com/office/word/2010/wordprocessingCanvas" xmlns:cx="http://schemas.microsoft.com/office/drawing/2014/chartex" xmlns:cx1="http://schemas.microsoft.com/office/drawing/2015/9/8/chartex" xmlns:cx2="http://schemas.microsoft.com/office/drawing/2015/10/21/chartex" xmlns:cx3="http://schemas.microsoft.com/office/drawing/2016/5/9/chartex" xmlns:cx4="http://schemas.microsoft.com/office/drawing/2016/5/10/chartex" xmlns:cx5="http://schemas.microsoft.com/office/drawing/2016/5/11/chartex" xmlns:cx6="http://schemas.microsoft.com/office/drawing/2016/5/12/chartex" xmlns:cx7="http://schemas.microsoft.com/office/drawing/2016/5/13/chartex" xmlns:cx8="http://schemas.microsoft.com/office/drawing/2016/5/14/chartex" xmlns:mc="http://schemas.openxmlformats.org/markup-compatibility/2006" xmlns:aink="http://schemas.microsoft.com/office/drawing/2016/ink" xmlns:am3d="http://schemas.microsoft.com/office/drawing/2017/model3d" xmlns:o="urn:schemas-microsoft-com:office:office" xmlns:r="http://schemas.openxmlformats.org/officeDocument/2006/relationships" xmlns:m="http://schemas.openxmlformats.org/officeDocument/2006/math" xmlns:v="urn:schemas-microsoft-com:vml" xmlns:wp14="http://schemas.microsoft.com/office/word/2010/wordprocessingDrawing" xmlns:wp="http://schemas.openxmlformats.org/drawingml/2006/wordprocessingDrawing" xmlns:w10="urn:schemas-microsoft-com:office:word" xmlns:w="http://schemas.openxmlformats.org/wordprocessingml/2006/main" xmlns:w14="http://schemas.microsoft.com/office/word/2010/wordml" xmlns:w15="http://schemas.microsoft.com/office/word/2012/wordml" xmlns:w16cex="http://schemas.microsoft.com/office/word/2018/wordml/cex" xmlns:w16cid="http://schemas.microsoft.com/office/word/2016/wordml/cid" xmlns:w16="http://schemas.microsoft.com/office/word/2018/wordml" xmlns:w16se="http://schemas.microsoft.com/office/word/2015/wordml/symex" xmlns:wpg="http://schemas.microsoft.com/office/word/2010/wordprocessingGroup" xmlns:wpi="http://schemas.microsoft.com/office/word/2010/wordprocessingInk" xmlns:wne="http://schemas.microsoft.com/office/word/2006/wordml" xmlns:wps="http://schemas.microsoft.com/office/word/2010/wordprocessingShape" mc:Ignorable="w14 w15 w16se w16cid w16 w16cex wp14">
   <w:endnote w:type="separator" w:id="-1">
     <w:p>
       <w:r>
@@ -1358,7 +1099,7 @@
 </file>
 
 <file path=word/footer1.xml><?xml version="1.0" encoding="utf-8"?>
-<w:ftr xmlns:wpc="http://schemas.microsoft.com/office/word/2010/wordprocessingCanvas" xmlns:cx="http://schemas.microsoft.com/office/drawing/2014/chartex" xmlns:cx1="http://schemas.microsoft.com/office/drawing/2015/9/8/chartex" xmlns:mc="http://schemas.openxmlformats.org/markup-compatibility/2006" xmlns:o="urn:schemas-microsoft-com:office:office" xmlns:r="http://schemas.openxmlformats.org/officeDocument/2006/relationships" xmlns:m="http://schemas.openxmlformats.org/officeDocument/2006/math" xmlns:v="urn:schemas-microsoft-com:vml" xmlns:wp14="http://schemas.microsoft.com/office/word/2010/wordprocessingDrawing" xmlns:wp="http://schemas.openxmlformats.org/drawingml/2006/wordprocessingDrawing" xmlns:w10="urn:schemas-microsoft-com:office:word" xmlns:w="http://schemas.openxmlformats.org/wordprocessingml/2006/main" xmlns:w14="http://schemas.microsoft.com/office/word/2010/wordml" xmlns:w15="http://schemas.microsoft.com/office/word/2012/wordml" xmlns:w16se="http://schemas.microsoft.com/office/word/2015/wordml/symex" xmlns:wpg="http://schemas.microsoft.com/office/word/2010/wordprocessingGroup" xmlns:wpi="http://schemas.microsoft.com/office/word/2010/wordprocessingInk" xmlns:wne="http://schemas.microsoft.com/office/word/2006/wordml" xmlns:wps="http://schemas.microsoft.com/office/word/2010/wordprocessingShape" mc:Ignorable="w14 w15 w16se wp14">
+<w:ftr xmlns:wpc="http://schemas.microsoft.com/office/word/2010/wordprocessingCanvas" xmlns:cx="http://schemas.microsoft.com/office/drawing/2014/chartex" xmlns:cx1="http://schemas.microsoft.com/office/drawing/2015/9/8/chartex" xmlns:cx2="http://schemas.microsoft.com/office/drawing/2015/10/21/chartex" xmlns:cx3="http://schemas.microsoft.com/office/drawing/2016/5/9/chartex" xmlns:cx4="http://schemas.microsoft.com/office/drawing/2016/5/10/chartex" xmlns:cx5="http://schemas.microsoft.com/office/drawing/2016/5/11/chartex" xmlns:cx6="http://schemas.microsoft.com/office/drawing/2016/5/12/chartex" xmlns:cx7="http://schemas.microsoft.com/office/drawing/2016/5/13/chartex" xmlns:cx8="http://schemas.microsoft.com/office/drawing/2016/5/14/chartex" xmlns:mc="http://schemas.openxmlformats.org/markup-compatibility/2006" xmlns:aink="http://schemas.microsoft.com/office/drawing/2016/ink" xmlns:am3d="http://schemas.microsoft.com/office/drawing/2017/model3d" xmlns:o="urn:schemas-microsoft-com:office:office" xmlns:r="http://schemas.openxmlformats.org/officeDocument/2006/relationships" xmlns:m="http://schemas.openxmlformats.org/officeDocument/2006/math" xmlns:v="urn:schemas-microsoft-com:vml" xmlns:wp14="http://schemas.microsoft.com/office/word/2010/wordprocessingDrawing" xmlns:wp="http://schemas.openxmlformats.org/drawingml/2006/wordprocessingDrawing" xmlns:w10="urn:schemas-microsoft-com:office:word" xmlns:w="http://schemas.openxmlformats.org/wordprocessingml/2006/main" xmlns:w14="http://schemas.microsoft.com/office/word/2010/wordml" xmlns:w15="http://schemas.microsoft.com/office/word/2012/wordml" xmlns:w16cex="http://schemas.microsoft.com/office/word/2018/wordml/cex" xmlns:w16cid="http://schemas.microsoft.com/office/word/2016/wordml/cid" xmlns:w16="http://schemas.microsoft.com/office/word/2018/wordml" xmlns:w16se="http://schemas.microsoft.com/office/word/2015/wordml/symex" xmlns:wpg="http://schemas.microsoft.com/office/word/2010/wordprocessingGroup" xmlns:wpi="http://schemas.microsoft.com/office/word/2010/wordprocessingInk" xmlns:wne="http://schemas.microsoft.com/office/word/2006/wordml" xmlns:wps="http://schemas.microsoft.com/office/word/2010/wordprocessingShape" mc:Ignorable="w14 w15 w16se w16cid w16 w16cex wp14">
   <w:sdt>
     <w:sdtPr>
       <w:rPr>
@@ -1414,7 +1155,7 @@
 </file>
 
 <file path=word/footer2.xml><?xml version="1.0" encoding="utf-8"?>
-<w:ftr xmlns:wpc="http://schemas.microsoft.com/office/word/2010/wordprocessingCanvas" xmlns:cx="http://schemas.microsoft.com/office/drawing/2014/chartex" xmlns:cx1="http://schemas.microsoft.com/office/drawing/2015/9/8/chartex" xmlns:mc="http://schemas.openxmlformats.org/markup-compatibility/2006" xmlns:o="urn:schemas-microsoft-com:office:office" xmlns:r="http://schemas.openxmlformats.org/officeDocument/2006/relationships" xmlns:m="http://schemas.openxmlformats.org/officeDocument/2006/math" xmlns:v="urn:schemas-microsoft-com:vml" xmlns:wp14="http://schemas.microsoft.com/office/word/2010/wordprocessingDrawing" xmlns:wp="http://schemas.openxmlformats.org/drawingml/2006/wordprocessingDrawing" xmlns:w10="urn:schemas-microsoft-com:office:word" xmlns:w="http://schemas.openxmlformats.org/wordprocessingml/2006/main" xmlns:w14="http://schemas.microsoft.com/office/word/2010/wordml" xmlns:w15="http://schemas.microsoft.com/office/word/2012/wordml" xmlns:w16se="http://schemas.microsoft.com/office/word/2015/wordml/symex" xmlns:wpg="http://schemas.microsoft.com/office/word/2010/wordprocessingGroup" xmlns:wpi="http://schemas.microsoft.com/office/word/2010/wordprocessingInk" xmlns:wne="http://schemas.microsoft.com/office/word/2006/wordml" xmlns:wps="http://schemas.microsoft.com/office/word/2010/wordprocessingShape" mc:Ignorable="w14 w15 w16se wp14">
+<w:ftr xmlns:wpc="http://schemas.microsoft.com/office/word/2010/wordprocessingCanvas" xmlns:cx="http://schemas.microsoft.com/office/drawing/2014/chartex" xmlns:cx1="http://schemas.microsoft.com/office/drawing/2015/9/8/chartex" xmlns:cx2="http://schemas.microsoft.com/office/drawing/2015/10/21/chartex" xmlns:cx3="http://schemas.microsoft.com/office/drawing/2016/5/9/chartex" xmlns:cx4="http://schemas.microsoft.com/office/drawing/2016/5/10/chartex" xmlns:cx5="http://schemas.microsoft.com/office/drawing/2016/5/11/chartex" xmlns:cx6="http://schemas.microsoft.com/office/drawing/2016/5/12/chartex" xmlns:cx7="http://schemas.microsoft.com/office/drawing/2016/5/13/chartex" xmlns:cx8="http://schemas.microsoft.com/office/drawing/2016/5/14/chartex" xmlns:mc="http://schemas.openxmlformats.org/markup-compatibility/2006" xmlns:aink="http://schemas.microsoft.com/office/drawing/2016/ink" xmlns:am3d="http://schemas.microsoft.com/office/drawing/2017/model3d" xmlns:o="urn:schemas-microsoft-com:office:office" xmlns:r="http://schemas.openxmlformats.org/officeDocument/2006/relationships" xmlns:m="http://schemas.openxmlformats.org/officeDocument/2006/math" xmlns:v="urn:schemas-microsoft-com:vml" xmlns:wp14="http://schemas.microsoft.com/office/word/2010/wordprocessingDrawing" xmlns:wp="http://schemas.openxmlformats.org/drawingml/2006/wordprocessingDrawing" xmlns:w10="urn:schemas-microsoft-com:office:word" xmlns:w="http://schemas.openxmlformats.org/wordprocessingml/2006/main" xmlns:w14="http://schemas.microsoft.com/office/word/2010/wordml" xmlns:w15="http://schemas.microsoft.com/office/word/2012/wordml" xmlns:w16cex="http://schemas.microsoft.com/office/word/2018/wordml/cex" xmlns:w16cid="http://schemas.microsoft.com/office/word/2016/wordml/cid" xmlns:w16="http://schemas.microsoft.com/office/word/2018/wordml" xmlns:w16se="http://schemas.microsoft.com/office/word/2015/wordml/symex" xmlns:wpg="http://schemas.microsoft.com/office/word/2010/wordprocessingGroup" xmlns:wpi="http://schemas.microsoft.com/office/word/2010/wordprocessingInk" xmlns:wne="http://schemas.microsoft.com/office/word/2006/wordml" xmlns:wps="http://schemas.microsoft.com/office/word/2010/wordprocessingShape" mc:Ignorable="w14 w15 w16se w16cid w16 w16cex wp14">
   <w:sdt>
     <w:sdtPr>
       <w:rPr>
@@ -1520,7 +1261,7 @@
 </file>
 
 <file path=word/footnotes.xml><?xml version="1.0" encoding="utf-8"?>
-<w:footnotes xmlns:wpc="http://schemas.microsoft.com/office/word/2010/wordprocessingCanvas" xmlns:cx="http://schemas.microsoft.com/office/drawing/2014/chartex" xmlns:cx1="http://schemas.microsoft.com/office/drawing/2015/9/8/chartex" xmlns:mc="http://schemas.openxmlformats.org/markup-compatibility/2006" xmlns:o="urn:schemas-microsoft-com:office:office" xmlns:r="http://schemas.openxmlformats.org/officeDocument/2006/relationships" xmlns:m="http://schemas.openxmlformats.org/officeDocument/2006/math" xmlns:v="urn:schemas-microsoft-com:vml" xmlns:wp14="http://schemas.microsoft.com/office/word/2010/wordprocessingDrawing" xmlns:wp="http://schemas.openxmlformats.org/drawingml/2006/wordprocessingDrawing" xmlns:w10="urn:schemas-microsoft-com:office:word" xmlns:w="http://schemas.openxmlformats.org/wordprocessingml/2006/main" xmlns:w14="http://schemas.microsoft.com/office/word/2010/wordml" xmlns:w15="http://schemas.microsoft.com/office/word/2012/wordml" xmlns:w16se="http://schemas.microsoft.com/office/word/2015/wordml/symex" xmlns:wpg="http://schemas.microsoft.com/office/word/2010/wordprocessingGroup" xmlns:wpi="http://schemas.microsoft.com/office/word/2010/wordprocessingInk" xmlns:wne="http://schemas.microsoft.com/office/word/2006/wordml" xmlns:wps="http://schemas.microsoft.com/office/word/2010/wordprocessingShape" mc:Ignorable="w14 w15 w16se wp14">
+<w:footnotes xmlns:wpc="http://schemas.microsoft.com/office/word/2010/wordprocessingCanvas" xmlns:cx="http://schemas.microsoft.com/office/drawing/2014/chartex" xmlns:cx1="http://schemas.microsoft.com/office/drawing/2015/9/8/chartex" xmlns:cx2="http://schemas.microsoft.com/office/drawing/2015/10/21/chartex" xmlns:cx3="http://schemas.microsoft.com/office/drawing/2016/5/9/chartex" xmlns:cx4="http://schemas.microsoft.com/office/drawing/2016/5/10/chartex" xmlns:cx5="http://schemas.microsoft.com/office/drawing/2016/5/11/chartex" xmlns:cx6="http://schemas.microsoft.com/office/drawing/2016/5/12/chartex" xmlns:cx7="http://schemas.microsoft.com/office/drawing/2016/5/13/chartex" xmlns:cx8="http://schemas.microsoft.com/office/drawing/2016/5/14/chartex" xmlns:mc="http://schemas.openxmlformats.org/markup-compatibility/2006" xmlns:aink="http://schemas.microsoft.com/office/drawing/2016/ink" xmlns:am3d="http://schemas.microsoft.com/office/drawing/2017/model3d" xmlns:o="urn:schemas-microsoft-com:office:office" xmlns:r="http://schemas.openxmlformats.org/officeDocument/2006/relationships" xmlns:m="http://schemas.openxmlformats.org/officeDocument/2006/math" xmlns:v="urn:schemas-microsoft-com:vml" xmlns:wp14="http://schemas.microsoft.com/office/word/2010/wordprocessingDrawing" xmlns:wp="http://schemas.openxmlformats.org/drawingml/2006/wordprocessingDrawing" xmlns:w10="urn:schemas-microsoft-com:office:word" xmlns:w="http://schemas.openxmlformats.org/wordprocessingml/2006/main" xmlns:w14="http://schemas.microsoft.com/office/word/2010/wordml" xmlns:w15="http://schemas.microsoft.com/office/word/2012/wordml" xmlns:w16cex="http://schemas.microsoft.com/office/word/2018/wordml/cex" xmlns:w16cid="http://schemas.microsoft.com/office/word/2016/wordml/cid" xmlns:w16="http://schemas.microsoft.com/office/word/2018/wordml" xmlns:w16se="http://schemas.microsoft.com/office/word/2015/wordml/symex" xmlns:wpg="http://schemas.microsoft.com/office/word/2010/wordprocessingGroup" xmlns:wpi="http://schemas.microsoft.com/office/word/2010/wordprocessingInk" xmlns:wne="http://schemas.microsoft.com/office/word/2006/wordml" xmlns:wps="http://schemas.microsoft.com/office/word/2010/wordprocessingShape" mc:Ignorable="w14 w15 w16se w16cid w16 w16cex wp14">
   <w:footnote w:type="separator" w:id="-1">
     <w:p>
       <w:r>
@@ -1539,7 +1280,7 @@
 </file>
 
 <file path=word/styles.xml><?xml version="1.0" encoding="utf-8"?>
-<w:styles xmlns:mc="http://schemas.openxmlformats.org/markup-compatibility/2006" xmlns:r="http://schemas.openxmlformats.org/officeDocument/2006/relationships" xmlns:w="http://schemas.openxmlformats.org/wordprocessingml/2006/main" xmlns:w14="http://schemas.microsoft.com/office/word/2010/wordml" xmlns:w15="http://schemas.microsoft.com/office/word/2012/wordml" xmlns:w16se="http://schemas.microsoft.com/office/word/2015/wordml/symex" mc:Ignorable="w14 w15 w16se">
+<w:styles xmlns:mc="http://schemas.openxmlformats.org/markup-compatibility/2006" xmlns:r="http://schemas.openxmlformats.org/officeDocument/2006/relationships" xmlns:w="http://schemas.openxmlformats.org/wordprocessingml/2006/main" xmlns:w14="http://schemas.microsoft.com/office/word/2010/wordml" xmlns:w15="http://schemas.microsoft.com/office/word/2012/wordml" xmlns:w16cex="http://schemas.microsoft.com/office/word/2018/wordml/cex" xmlns:w16cid="http://schemas.microsoft.com/office/word/2016/wordml/cid" xmlns:w16="http://schemas.microsoft.com/office/word/2018/wordml" xmlns:w16se="http://schemas.microsoft.com/office/word/2015/wordml/symex" mc:Ignorable="w14 w15 w16se w16cid w16 w16cex">
   <w:docDefaults>
     <w:rPrDefault>
       <w:rPr>
@@ -1551,7 +1292,7 @@
     </w:rPrDefault>
     <w:pPrDefault/>
   </w:docDefaults>
-  <w:latentStyles w:defLockedState="0" w:defUIPriority="99" w:defSemiHidden="0" w:defUnhideWhenUsed="0" w:defQFormat="0" w:count="371">
+  <w:latentStyles w:defLockedState="0" w:defUIPriority="99" w:defSemiHidden="0" w:defUnhideWhenUsed="0" w:defQFormat="0" w:count="376">
     <w:lsdException w:name="Normal" w:uiPriority="0" w:qFormat="1"/>
     <w:lsdException w:name="heading 1" w:uiPriority="9" w:qFormat="1"/>
     <w:lsdException w:name="heading 2" w:semiHidden="1" w:uiPriority="9" w:unhideWhenUsed="1" w:qFormat="1"/>
@@ -1657,7 +1398,6 @@
     <w:lsdException w:name="HTML Sample" w:semiHidden="1" w:unhideWhenUsed="1"/>
     <w:lsdException w:name="HTML Typewriter" w:semiHidden="1" w:unhideWhenUsed="1"/>
     <w:lsdException w:name="HTML Variable" w:semiHidden="1" w:unhideWhenUsed="1"/>
-    <w:lsdException w:name="Normal Table" w:semiHidden="1" w:unhideWhenUsed="1"/>
     <w:lsdException w:name="annotation subject" w:semiHidden="1" w:unhideWhenUsed="1"/>
     <w:lsdException w:name="No List" w:semiHidden="1" w:unhideWhenUsed="1"/>
     <w:lsdException w:name="Outline List 1" w:semiHidden="1" w:unhideWhenUsed="1"/>
@@ -1700,11 +1440,8 @@
     <w:lsdException w:name="Table Contemporary" w:semiHidden="1" w:unhideWhenUsed="1"/>
     <w:lsdException w:name="Table Elegant" w:semiHidden="1" w:unhideWhenUsed="1"/>
     <w:lsdException w:name="Table Professional" w:semiHidden="1" w:unhideWhenUsed="1"/>
-    <w:lsdException w:name="Table Subtle 1" w:semiHidden="1" w:unhideWhenUsed="1"/>
     <w:lsdException w:name="Table Subtle 2" w:semiHidden="1" w:unhideWhenUsed="1"/>
     <w:lsdException w:name="Table Web 1" w:semiHidden="1" w:unhideWhenUsed="1"/>
-    <w:lsdException w:name="Table Web 2" w:semiHidden="1" w:unhideWhenUsed="1"/>
-    <w:lsdException w:name="Table Web 3" w:semiHidden="1" w:unhideWhenUsed="1"/>
     <w:lsdException w:name="Balloon Text" w:semiHidden="1" w:unhideWhenUsed="1"/>
     <w:lsdException w:name="Table Grid" w:uiPriority="39"/>
     <w:lsdException w:name="Table Theme" w:semiHidden="1" w:unhideWhenUsed="1"/>
@@ -1923,6 +1660,11 @@
     <w:lsdException w:name="List Table 5 Dark Accent 6" w:uiPriority="50"/>
     <w:lsdException w:name="List Table 6 Colorful Accent 6" w:uiPriority="51"/>
     <w:lsdException w:name="List Table 7 Colorful Accent 6" w:uiPriority="52"/>
+    <w:lsdException w:name="Mention" w:semiHidden="1" w:unhideWhenUsed="1"/>
+    <w:lsdException w:name="Smart Hyperlink" w:semiHidden="1" w:unhideWhenUsed="1"/>
+    <w:lsdException w:name="Hashtag" w:semiHidden="1" w:unhideWhenUsed="1"/>
+    <w:lsdException w:name="Unresolved Mention" w:semiHidden="1" w:unhideWhenUsed="1"/>
+    <w:lsdException w:name="Smart Link" w:semiHidden="1" w:unhideWhenUsed="1"/>
   </w:latentStyles>
   <w:style w:type="paragraph" w:default="1" w:styleId="a">
     <w:name w:val="Normal"/>

--- a/gu23/report/template/act23_end.docx
+++ b/gu23/report/template/act23_end.docx
@@ -22,7 +22,7 @@
         <w:rPr>
           <w:b/>
         </w:rPr>
-        <w:t>АКТ ОБЩЕЙ ФОРМЫ № {{ACT_NUMBER}}</w:t>
+        <w:t>АКТ ОБЩЕЙ ФОРМЫ № ${ACT_NUMBER}</w:t>
       </w:r>
       <w:r>
         <w:rPr>
@@ -31,13 +31,7 @@
         <w:br/>
       </w:r>
       <w:r>
-        <w:t>Цех: {{</w:t>
-      </w:r>
-      <w:r>
-        <w:t>DEPT</w:t>
-      </w:r>
-      <w:r>
-        <w:t>}}</w:t>
+        <w:t>Цех: ${DEPT}</w:t>
       </w:r>
     </w:p>
     <w:p/>
@@ -50,7 +44,7 @@
     <w:p/>
     <w:p>
       <w:r>
-        <w:t>{{SIGNER_LINE}}</w:t>
+        <w:t>${SIGNER_LINE}</w:t>
       </w:r>
     </w:p>
     <w:p/>
@@ -75,7 +69,7 @@
         <w:t>Станция составления</w:t>
       </w:r>
       <w:r>
-        <w:t>: {{STATION}}</w:t>
+        <w:t>: ${STATION}</w:t>
       </w:r>
     </w:p>
     <w:p>
@@ -87,7 +81,7 @@
         <w:t>Станция отправления</w:t>
       </w:r>
       <w:r>
-        <w:t>: {{ST_FROM}}</w:t>
+        <w:t>: ${ST_FROM}</w:t>
       </w:r>
     </w:p>
     <w:p>
@@ -99,7 +93,7 @@
         <w:t>Станция назначения</w:t>
       </w:r>
       <w:r>
-        <w:t>: {{ST_TO}}</w:t>
+        <w:t>: ${ST_TO}</w:t>
       </w:r>
     </w:p>
     <w:p>
@@ -111,7 +105,7 @@
         <w:t>Причина</w:t>
       </w:r>
       <w:r>
-        <w:t>: {{REASON_NAME}}</w:t>
+        <w:t>: ${REASON_NAME}</w:t>
       </w:r>
     </w:p>
     <w:p>
@@ -128,7 +122,7 @@
     </w:p>
     <w:p>
       <w:r>
-        <w:t>Время начала задержки: {{START_AT}}</w:t>
+        <w:t>Время начала задержки: ${START_AT}</w:t>
       </w:r>
     </w:p>
     <w:p/>
@@ -146,32 +140,33 @@
     </w:p>
     <w:p>
       <w:r>
-        <w:t>{{CIRCUMSTANCES}}</w:t>
+        <w:t>${CIRCUMSTANCES}</w:t>
       </w:r>
     </w:p>
     <w:p/>
     <w:tbl>
       <w:tblPr>
         <w:tblStyle w:val="a3"/>
-        <w:tblW w:w="16164" w:type="dxa"/>
+        <w:tblW w:w="8400" w:type="dxa"/>
         <w:tblInd w:w="0" w:type="dxa"/>
+        <w:tblLayout w:type="fixed"/>
         <w:tblLook w:val="04A0" w:firstRow="1" w:lastRow="0" w:firstColumn="1" w:lastColumn="0" w:noHBand="0" w:noVBand="1"/>
       </w:tblPr>
       <w:tblGrid>
-        <w:gridCol w:w="1456"/>
-        <w:gridCol w:w="1396"/>
-        <w:gridCol w:w="2316"/>
-        <w:gridCol w:w="1586"/>
-        <w:gridCol w:w="1766"/>
-        <w:gridCol w:w="2156"/>
-        <w:gridCol w:w="2416"/>
-        <w:gridCol w:w="1846"/>
-        <w:gridCol w:w="1796"/>
+        <w:gridCol w:w="467"/>
+        <w:gridCol w:w="840"/>
+        <w:gridCol w:w="1120"/>
+        <w:gridCol w:w="840"/>
+        <w:gridCol w:w="1400"/>
+        <w:gridCol w:w="1213"/>
+        <w:gridCol w:w="747"/>
+        <w:gridCol w:w="747"/>
+        <w:gridCol w:w="1026"/>
       </w:tblGrid>
       <w:tr>
         <w:tc>
           <w:tcPr>
-            <w:tcW w:w="1456" w:type="dxa"/>
+            <w:tcW w:w="467" w:type="dxa"/>
           </w:tcPr>
           <w:p>
             <w:pPr>
@@ -193,7 +188,7 @@
         </w:tc>
         <w:tc>
           <w:tcPr>
-            <w:tcW w:w="1396" w:type="dxa"/>
+            <w:tcW w:w="840" w:type="dxa"/>
           </w:tcPr>
           <w:p>
             <w:pPr>
@@ -215,7 +210,7 @@
         </w:tc>
         <w:tc>
           <w:tcPr>
-            <w:tcW w:w="2316" w:type="dxa"/>
+            <w:tcW w:w="1120" w:type="dxa"/>
           </w:tcPr>
           <w:p>
             <w:pPr>
@@ -238,7 +233,7 @@
         </w:tc>
         <w:tc>
           <w:tcPr>
-            <w:tcW w:w="1586" w:type="dxa"/>
+            <w:tcW w:w="840" w:type="dxa"/>
           </w:tcPr>
           <w:p>
             <w:pPr>
@@ -260,7 +255,7 @@
         </w:tc>
         <w:tc>
           <w:tcPr>
-            <w:tcW w:w="1766" w:type="dxa"/>
+            <w:tcW w:w="1400" w:type="dxa"/>
           </w:tcPr>
           <w:p>
             <w:pPr>
@@ -282,7 +277,7 @@
         </w:tc>
         <w:tc>
           <w:tcPr>
-            <w:tcW w:w="2156" w:type="dxa"/>
+            <w:tcW w:w="1213" w:type="dxa"/>
           </w:tcPr>
           <w:p>
             <w:pPr>
@@ -305,7 +300,7 @@
         </w:tc>
         <w:tc>
           <w:tcPr>
-            <w:tcW w:w="1846" w:type="dxa"/>
+            <w:tcW w:w="747" w:type="dxa"/>
           </w:tcPr>
           <w:p>
             <w:pPr>
@@ -328,7 +323,7 @@
         </w:tc>
         <w:tc>
           <w:tcPr>
-            <w:tcW w:w="1846" w:type="dxa"/>
+            <w:tcW w:w="747" w:type="dxa"/>
           </w:tcPr>
           <w:p>
             <w:pPr>
@@ -350,7 +345,7 @@
         </w:tc>
         <w:tc>
           <w:tcPr>
-            <w:tcW w:w="1796" w:type="dxa"/>
+            <w:tcW w:w="1026" w:type="dxa"/>
           </w:tcPr>
           <w:p>
             <w:pPr>
@@ -374,190 +369,190 @@
       <w:tr>
         <w:tc>
           <w:tcPr>
-            <w:tcW w:w="1456" w:type="dxa"/>
-          </w:tcPr>
-          <w:p>
-            <w:pPr>
-              <w:jc w:val="center"/>
-              <w:rPr>
-                <w:sz w:val="18"/>
-                <w:szCs w:val="18"/>
-              </w:rPr>
-            </w:pPr>
-            <w:r>
-              <w:rPr>
-                <w:sz w:val="18"/>
-                <w:szCs w:val="18"/>
-              </w:rPr>
-              <w:t>{{WAGON_IDX}}</w:t>
-            </w:r>
-          </w:p>
-        </w:tc>
-        <w:tc>
-          <w:tcPr>
-            <w:tcW w:w="1396" w:type="dxa"/>
-          </w:tcPr>
-          <w:p>
-            <w:pPr>
-              <w:jc w:val="center"/>
-              <w:rPr>
-                <w:sz w:val="18"/>
-                <w:szCs w:val="18"/>
-              </w:rPr>
-            </w:pPr>
-            <w:r>
-              <w:rPr>
-                <w:sz w:val="18"/>
-                <w:szCs w:val="18"/>
-              </w:rPr>
-              <w:t>{{WAGON_NO}}</w:t>
-            </w:r>
-          </w:p>
-        </w:tc>
-        <w:tc>
-          <w:tcPr>
-            <w:tcW w:w="2316" w:type="dxa"/>
-          </w:tcPr>
-          <w:p>
-            <w:pPr>
-              <w:jc w:val="center"/>
-              <w:rPr>
-                <w:sz w:val="18"/>
-                <w:szCs w:val="18"/>
-              </w:rPr>
-            </w:pPr>
-            <w:r>
-              <w:rPr>
-                <w:sz w:val="18"/>
-                <w:szCs w:val="18"/>
-              </w:rPr>
-              <w:t>{{WAGON_WAYBILL_NO}}</w:t>
-            </w:r>
-          </w:p>
-        </w:tc>
-        <w:tc>
-          <w:tcPr>
-            <w:tcW w:w="1586" w:type="dxa"/>
-          </w:tcPr>
-          <w:p>
-            <w:pPr>
-              <w:jc w:val="center"/>
-              <w:rPr>
-                <w:sz w:val="18"/>
-                <w:szCs w:val="18"/>
-              </w:rPr>
-            </w:pPr>
-            <w:r>
-              <w:rPr>
-                <w:sz w:val="18"/>
-                <w:szCs w:val="18"/>
-              </w:rPr>
-              <w:t>{{WAGON_KIND}}</w:t>
-            </w:r>
-          </w:p>
-        </w:tc>
-        <w:tc>
-          <w:tcPr>
-            <w:tcW w:w="1766" w:type="dxa"/>
-          </w:tcPr>
-          <w:p>
-            <w:pPr>
-              <w:jc w:val="center"/>
-              <w:rPr>
-                <w:sz w:val="18"/>
-                <w:szCs w:val="18"/>
-              </w:rPr>
-            </w:pPr>
-            <w:r>
-              <w:rPr>
-                <w:sz w:val="18"/>
-                <w:szCs w:val="18"/>
-              </w:rPr>
-              <w:t>{{WAGON_CARGO}}</w:t>
-            </w:r>
-          </w:p>
-        </w:tc>
-        <w:tc>
-          <w:tcPr>
-            <w:tcW w:w="2156" w:type="dxa"/>
-          </w:tcPr>
-          <w:p>
-            <w:pPr>
-              <w:jc w:val="center"/>
-              <w:rPr>
-                <w:sz w:val="18"/>
-                <w:szCs w:val="18"/>
-              </w:rPr>
-            </w:pPr>
-            <w:r>
-              <w:rPr>
-                <w:sz w:val="18"/>
-                <w:szCs w:val="18"/>
-              </w:rPr>
-              <w:t>{{WAGON_ACT_START}}</w:t>
-            </w:r>
-          </w:p>
-        </w:tc>
-        <w:tc>
-          <w:tcPr>
-            <w:tcW w:w="1846" w:type="dxa"/>
-          </w:tcPr>
-          <w:p>
-            <w:pPr>
-              <w:jc w:val="center"/>
-              <w:rPr>
-                <w:sz w:val="18"/>
-                <w:szCs w:val="18"/>
-              </w:rPr>
-            </w:pPr>
-            <w:r>
-              <w:rPr>
-                <w:sz w:val="18"/>
-                <w:szCs w:val="18"/>
-              </w:rPr>
-              <w:t>{{WAGON_DUR_TOTAL_H}}</w:t>
-            </w:r>
-          </w:p>
-        </w:tc>
-        <w:tc>
-          <w:tcPr>
-            <w:tcW w:w="1846" w:type="dxa"/>
-          </w:tcPr>
-          <w:p>
-            <w:pPr>
-              <w:jc w:val="center"/>
-              <w:rPr>
-                <w:sz w:val="18"/>
-                <w:szCs w:val="18"/>
-              </w:rPr>
-            </w:pPr>
-            <w:r>
-              <w:rPr>
-                <w:sz w:val="18"/>
-                <w:szCs w:val="18"/>
-              </w:rPr>
-              <w:t>{{WAGON_WEIGHT}}</w:t>
-            </w:r>
-          </w:p>
-        </w:tc>
-        <w:tc>
-          <w:tcPr>
-            <w:tcW w:w="1796" w:type="dxa"/>
-          </w:tcPr>
-          <w:p>
-            <w:pPr>
-              <w:jc w:val="center"/>
-              <w:rPr>
-                <w:sz w:val="18"/>
-                <w:szCs w:val="18"/>
-              </w:rPr>
-            </w:pPr>
-            <w:r>
-              <w:rPr>
-                <w:sz w:val="18"/>
-                <w:szCs w:val="18"/>
-              </w:rPr>
-              <w:t>{{WAGON_OWNER}}</w:t>
+            <w:tcW w:w="467" w:type="dxa"/>
+          </w:tcPr>
+          <w:p>
+            <w:pPr>
+              <w:jc w:val="center"/>
+              <w:rPr>
+                <w:sz w:val="18"/>
+                <w:szCs w:val="18"/>
+              </w:rPr>
+            </w:pPr>
+            <w:r>
+              <w:rPr>
+                <w:sz w:val="18"/>
+                <w:szCs w:val="18"/>
+              </w:rPr>
+              <w:t>${WAGON_IDX}</w:t>
+            </w:r>
+          </w:p>
+        </w:tc>
+        <w:tc>
+          <w:tcPr>
+            <w:tcW w:w="840" w:type="dxa"/>
+          </w:tcPr>
+          <w:p>
+            <w:pPr>
+              <w:jc w:val="center"/>
+              <w:rPr>
+                <w:sz w:val="18"/>
+                <w:szCs w:val="18"/>
+              </w:rPr>
+            </w:pPr>
+            <w:r>
+              <w:rPr>
+                <w:sz w:val="18"/>
+                <w:szCs w:val="18"/>
+              </w:rPr>
+              <w:t>${WAGON_NO}</w:t>
+            </w:r>
+          </w:p>
+        </w:tc>
+        <w:tc>
+          <w:tcPr>
+            <w:tcW w:w="1120" w:type="dxa"/>
+          </w:tcPr>
+          <w:p>
+            <w:pPr>
+              <w:jc w:val="center"/>
+              <w:rPr>
+                <w:sz w:val="18"/>
+                <w:szCs w:val="18"/>
+              </w:rPr>
+            </w:pPr>
+            <w:r>
+              <w:rPr>
+                <w:sz w:val="18"/>
+                <w:szCs w:val="18"/>
+              </w:rPr>
+              <w:t>${WAGON_WAYBILL_NO}</w:t>
+            </w:r>
+          </w:p>
+        </w:tc>
+        <w:tc>
+          <w:tcPr>
+            <w:tcW w:w="840" w:type="dxa"/>
+          </w:tcPr>
+          <w:p>
+            <w:pPr>
+              <w:jc w:val="center"/>
+              <w:rPr>
+                <w:sz w:val="18"/>
+                <w:szCs w:val="18"/>
+              </w:rPr>
+            </w:pPr>
+            <w:r>
+              <w:rPr>
+                <w:sz w:val="18"/>
+                <w:szCs w:val="18"/>
+              </w:rPr>
+              <w:t>${WAGON_KIND}</w:t>
+            </w:r>
+          </w:p>
+        </w:tc>
+        <w:tc>
+          <w:tcPr>
+            <w:tcW w:w="1400" w:type="dxa"/>
+          </w:tcPr>
+          <w:p>
+            <w:pPr>
+              <w:jc w:val="center"/>
+              <w:rPr>
+                <w:sz w:val="18"/>
+                <w:szCs w:val="18"/>
+              </w:rPr>
+            </w:pPr>
+            <w:r>
+              <w:rPr>
+                <w:sz w:val="18"/>
+                <w:szCs w:val="18"/>
+              </w:rPr>
+              <w:t>${WAGON_CARGO}</w:t>
+            </w:r>
+          </w:p>
+        </w:tc>
+        <w:tc>
+          <w:tcPr>
+            <w:tcW w:w="1213" w:type="dxa"/>
+          </w:tcPr>
+          <w:p>
+            <w:pPr>
+              <w:jc w:val="center"/>
+              <w:rPr>
+                <w:sz w:val="18"/>
+                <w:szCs w:val="18"/>
+              </w:rPr>
+            </w:pPr>
+            <w:r>
+              <w:rPr>
+                <w:sz w:val="18"/>
+                <w:szCs w:val="18"/>
+              </w:rPr>
+              <w:t>${WAGON_ACT_START}</w:t>
+            </w:r>
+          </w:p>
+        </w:tc>
+        <w:tc>
+          <w:tcPr>
+            <w:tcW w:w="747" w:type="dxa"/>
+          </w:tcPr>
+          <w:p>
+            <w:pPr>
+              <w:jc w:val="center"/>
+              <w:rPr>
+                <w:sz w:val="18"/>
+                <w:szCs w:val="18"/>
+              </w:rPr>
+            </w:pPr>
+            <w:r>
+              <w:rPr>
+                <w:sz w:val="18"/>
+                <w:szCs w:val="18"/>
+              </w:rPr>
+              <w:t>${WAGON_DUR_TOTAL_H}</w:t>
+            </w:r>
+          </w:p>
+        </w:tc>
+        <w:tc>
+          <w:tcPr>
+            <w:tcW w:w="747" w:type="dxa"/>
+          </w:tcPr>
+          <w:p>
+            <w:pPr>
+              <w:jc w:val="center"/>
+              <w:rPr>
+                <w:sz w:val="18"/>
+                <w:szCs w:val="18"/>
+              </w:rPr>
+            </w:pPr>
+            <w:r>
+              <w:rPr>
+                <w:sz w:val="18"/>
+                <w:szCs w:val="18"/>
+              </w:rPr>
+              <w:t>${WAGON_WEIGHT}</w:t>
+            </w:r>
+          </w:p>
+        </w:tc>
+        <w:tc>
+          <w:tcPr>
+            <w:tcW w:w="1026" w:type="dxa"/>
+          </w:tcPr>
+          <w:p>
+            <w:pPr>
+              <w:jc w:val="center"/>
+              <w:rPr>
+                <w:sz w:val="18"/>
+                <w:szCs w:val="18"/>
+              </w:rPr>
+            </w:pPr>
+            <w:r>
+              <w:rPr>
+                <w:sz w:val="18"/>
+                <w:szCs w:val="18"/>
+              </w:rPr>
+              <w:t>${WAGON_OWNER}</w:t>
             </w:r>
           </w:p>
         </w:tc>
@@ -596,7 +591,7 @@
               <w:jc w:val="center"/>
             </w:pPr>
             <w:r>
-              <w:t>{{SIGNER_POST}}</w:t>
+              <w:t>${SIGNER_POST}</w:t>
             </w:r>
           </w:p>
         </w:tc>
@@ -624,7 +619,7 @@
               <w:jc w:val="center"/>
             </w:pPr>
             <w:r>
-              <w:t>{{SIGNER_FIO}}</w:t>
+              <w:t>${SIGNER_FIO}</w:t>
             </w:r>
           </w:p>
         </w:tc>
@@ -771,7 +766,7 @@
                 <w:sz w:val="20"/>
                 <w:szCs w:val="20"/>
               </w:rPr>
-              <w:t>{{SIGNER_RZD_POST}}</w:t>
+              <w:t>${SIGNER_RZD_POST}</w:t>
             </w:r>
           </w:p>
         </w:tc>
@@ -808,7 +803,7 @@
                 <w:sz w:val="20"/>
                 <w:szCs w:val="20"/>
               </w:rPr>
-              <w:t>{{SIGNER_ RZD_FIO}}</w:t>
+              <w:t>${SIGNER_RZD_FIO}</w:t>
             </w:r>
           </w:p>
         </w:tc>
@@ -947,7 +942,7 @@
                 <w:sz w:val="18"/>
                 <w:szCs w:val="18"/>
               </w:rPr>
-              <w:t>{{PEP_FULL_NAME}}</w:t>
+              <w:t>${PEP_FULL_NAME}</w:t>
             </w:r>
           </w:p>
           <w:p>
@@ -996,7 +991,7 @@
                 <w:sz w:val="18"/>
                 <w:szCs w:val="18"/>
               </w:rPr>
-              <w:t>{{PEP_APPROVED_ID}}</w:t>
+              <w:t>${PEP_APPROVED_ID}</w:t>
             </w:r>
           </w:p>
           <w:p>
@@ -1029,7 +1024,7 @@
                 <w:sz w:val="18"/>
                 <w:szCs w:val="18"/>
               </w:rPr>
-              <w:t>{{PEP_DECIDED_AT}}</w:t>
+              <w:t>${PEP_DECIDED_AT}</w:t>
             </w:r>
           </w:p>
           <w:p/>
@@ -1038,8 +1033,9 @@
     </w:tbl>
     <w:p/>
     <w:sectPr>
-      <w:footerReference w:type="even" r:id="rId6"/>
-      <w:footerReference w:type="default" r:id="rId7"/>
+      <w:headerReference w:type="default" r:id="rId6"/>
+      <w:footerReference w:type="even" r:id="rId7"/>
+      <w:footerReference w:type="default" r:id="rId8"/>
       <w:pgSz w:w="12240" w:h="15840"/>
       <w:pgMar w:top="1134" w:right="1134" w:bottom="1134" w:left="851" w:header="720" w:footer="720" w:gutter="0"/>
       <w:cols w:space="720"/>
@@ -1247,6 +1243,28 @@
     </w:p>
   </w:footnote>
 </w:footnotes>
+</file>
+
+<file path=word/header1.xml><?xml version="1.0" encoding="utf-8"?>
+<w:hdr xmlns:wpc="http://schemas.microsoft.com/office/word/2010/wordprocessingCanvas" xmlns:cx="http://schemas.microsoft.com/office/drawing/2014/chartex" xmlns:cx1="http://schemas.microsoft.com/office/drawing/2015/9/8/chartex" xmlns:cx2="http://schemas.microsoft.com/office/drawing/2015/10/21/chartex" xmlns:cx3="http://schemas.microsoft.com/office/drawing/2016/5/9/chartex" xmlns:cx4="http://schemas.microsoft.com/office/drawing/2016/5/10/chartex" xmlns:cx5="http://schemas.microsoft.com/office/drawing/2016/5/11/chartex" xmlns:cx6="http://schemas.microsoft.com/office/drawing/2016/5/12/chartex" xmlns:cx7="http://schemas.microsoft.com/office/drawing/2016/5/13/chartex" xmlns:cx8="http://schemas.microsoft.com/office/drawing/2016/5/14/chartex" xmlns:mc="http://schemas.openxmlformats.org/markup-compatibility/2006" xmlns:aink="http://schemas.microsoft.com/office/drawing/2016/ink" xmlns:am3d="http://schemas.microsoft.com/office/drawing/2017/model3d" xmlns:o="urn:schemas-microsoft-com:office:office" xmlns:r="http://schemas.openxmlformats.org/officeDocument/2006/relationships" xmlns:m="http://schemas.openxmlformats.org/officeDocument/2006/math" xmlns:v="urn:schemas-microsoft-com:vml" xmlns:wp14="http://schemas.microsoft.com/office/word/2010/wordprocessingDrawing" xmlns:wp="http://schemas.openxmlformats.org/drawingml/2006/wordprocessingDrawing" xmlns:w10="urn:schemas-microsoft-com:office:word" xmlns:w="http://schemas.openxmlformats.org/wordprocessingml/2006/main" xmlns:w14="http://schemas.microsoft.com/office/word/2010/wordml" xmlns:w15="http://schemas.microsoft.com/office/word/2012/wordml" xmlns:w16cex="http://schemas.microsoft.com/office/word/2018/wordml/cex" xmlns:w16cid="http://schemas.microsoft.com/office/word/2016/wordml/cid" xmlns:w16="http://schemas.microsoft.com/office/word/2018/wordml" xmlns:w16se="http://schemas.microsoft.com/office/word/2015/wordml/symex" xmlns:wpg="http://schemas.microsoft.com/office/word/2010/wordprocessingGroup" xmlns:wpi="http://schemas.microsoft.com/office/word/2010/wordprocessingInk" xmlns:wne="http://schemas.microsoft.com/office/word/2006/wordml" xmlns:wps="http://schemas.microsoft.com/office/word/2010/wordprocessingShape" mc:Ignorable="w14 w15 w16se w16cid w16 w16cex wp14">
+  <w:p>
+    <w:pPr>
+      <w:pStyle w:val="a7"/>
+      <w:jc w:val="right"/>
+      <w:rPr>
+        <w:sz w:val="16"/>
+        <w:szCs w:val="16"/>
+      </w:rPr>
+    </w:pPr>
+    <w:r>
+      <w:rPr>
+        <w:sz w:val="16"/>
+        <w:szCs w:val="16"/>
+      </w:rPr>
+      <w:t>${ACT_NUMBER}</w:t>
+    </w:r>
+  </w:p>
+</w:hdr>
 </file>
 
 <file path=word/styles.xml><?xml version="1.0" encoding="utf-8"?>

--- a/gu23/report/template/act23_end.docx
+++ b/gu23/report/template/act23_end.docx
@@ -147,7 +147,7 @@
     <w:tbl>
       <w:tblPr>
         <w:tblStyle w:val="a3"/>
-        <w:tblW w:w="8400" w:type="dxa"/>
+        <w:tblW w:w="9520" w:type="dxa"/>
         <w:tblInd w:w="0" w:type="dxa"/>
         <w:tblLayout w:type="fixed"/>
         <w:tblLook w:val="04A0" w:firstRow="1" w:lastRow="0" w:firstColumn="1" w:lastColumn="0" w:noHBand="0" w:noVBand="1"/>
@@ -155,7 +155,8 @@
       <w:tblGrid>
         <w:gridCol w:w="467"/>
         <w:gridCol w:w="840"/>
-        <w:gridCol w:w="1120"/>
+        <w:gridCol w:w="1240"/>
+        <w:gridCol w:w="1000"/>
         <w:gridCol w:w="840"/>
         <w:gridCol w:w="1400"/>
         <w:gridCol w:w="1213"/>
@@ -210,7 +211,38 @@
         </w:tc>
         <w:tc>
           <w:tcPr>
-            <w:tcW w:w="1120" w:type="dxa"/>
+            <w:tcW w:w="1240" w:type="dxa"/>
+          </w:tcPr>
+          <w:p>
+            <w:pPr>
+              <w:jc w:val="center"/>
+              <w:rPr>
+                <w:b/>
+                <w:sz w:val="18"/>
+                <w:szCs w:val="18"/>
+              </w:rPr>
+            </w:pPr>
+            <w:r>
+              <w:rPr>
+                <w:b/>
+                <w:sz w:val="18"/>
+                <w:szCs w:val="18"/>
+              </w:rPr>
+              <w:t xml:space="preserve">№ </w:t>
+            </w:r>
+            <w:r>
+              <w:rPr>
+                <w:b/>
+                <w:sz w:val="18"/>
+                <w:szCs w:val="18"/>
+              </w:rPr>
+              <w:t>контейнера</w:t>
+            </w:r>
+          </w:p>
+        </w:tc>
+        <w:tc>
+          <w:tcPr>
+            <w:tcW w:w="1000" w:type="dxa"/>
           </w:tcPr>
           <w:p>
             <w:pPr>
@@ -411,7 +443,28 @@
         </w:tc>
         <w:tc>
           <w:tcPr>
-            <w:tcW w:w="1120" w:type="dxa"/>
+            <w:tcW w:w="1240" w:type="dxa"/>
+          </w:tcPr>
+          <w:p>
+            <w:pPr>
+              <w:jc w:val="center"/>
+              <w:rPr>
+                <w:sz w:val="18"/>
+                <w:szCs w:val="18"/>
+              </w:rPr>
+            </w:pPr>
+            <w:r>
+              <w:rPr>
+                <w:sz w:val="18"/>
+                <w:szCs w:val="18"/>
+              </w:rPr>
+              <w:t>${WAGON_CONT_NO}</w:t>
+            </w:r>
+          </w:p>
+        </w:tc>
+        <w:tc>
+          <w:tcPr>
+            <w:tcW w:w="1000" w:type="dxa"/>
           </w:tcPr>
           <w:p>
             <w:pPr>
